--- a/documents/Efe_Obukohwo_Resume.docx
+++ b/documents/Efe_Obukohwo_Resume.docx
@@ -874,7 +874,7 @@
           <w:szCs w:val="20"/>
           <w:rFonts w:ascii="Times New Roman" w:cs="Times New Roman" w:eastAsia="Times New Roman" w:hAnsi="Times New Roman"/>
         </w:rPr>
-        <w:t xml:space="preserve"> (2026 – Present)</w:t>
+        <w:t xml:space="preserve"> (April 2026 – Present)</w:t>
       </w:r>
     </w:p>
     <w:p>

--- a/documents/Efe_Obukohwo_Resume.docx
+++ b/documents/Efe_Obukohwo_Resume.docx
@@ -92,7 +92,7 @@
           <w:szCs w:val="22"/>
           <w:rFonts w:ascii="Times New Roman" w:cs="Times New Roman" w:eastAsia="Times New Roman" w:hAnsi="Times New Roman"/>
         </w:rPr>
-        <w:t xml:space="preserve">Full Stack Developer and Python Developer with 5+ years of expertise in backend development, database engineering, and machine learning. Proven track record of architecting production-ready platforms (FastAPI, Flask, Node.js, React) with 88.3% ML prediction accuracy and 500+ API routes. Specialized in Python, PostgreSQL, JavaScript/TypeScript, and cloud technologies (AWS, Docker). Strong experience building enterprise-grade systems with XGBoost, Scikit-learn, and real-time data pipelines. Demonstrated ability to lead development teams, optimize database systems (25% efficiency improvements), and deploy scalable infrastructure with 99.9% uptime.</w:t>
+        <w:t xml:space="preserve">Full Stack Developer with 5+ years of experience architecting production platforms across web, cloud, and native mobile. Shipped full-stack applications (FastAPI, Flask, Node.js/Express, React) with 500+ API routes and 88.3% ML prediction accuracy, plus cross-platform mobile apps (Kotlin Multiplatform, Capacitor) running natively on iOS, Android, and Web from a single codebase. Experienced across AWS and Google Cloud Run, integrating both OpenAI and Vertex AI (Gemini) into production features, with engineering practices spanning CI/CD pipelines, JWT/biometric authentication architecture, and observability (Prometheus, Sentry). Demonstrated ability to lead development teams, optimize database systems (25% efficiency improvements), and deploy scalable infrastructure with 99.9% uptime.</w:t>
       </w:r>
     </w:p>
     <w:p>
@@ -124,7 +124,7 @@
           <w:szCs w:val="20"/>
           <w:rFonts w:ascii="Times New Roman" w:cs="Times New Roman" w:eastAsia="Times New Roman" w:hAnsi="Times New Roman"/>
         </w:rPr>
-        <w:t xml:space="preserve">Python • JavaScript • TypeScript • HTML5 • CSS3 • SQL • Java • React • Tailwind CSS • Bootstrap • Vite • Responsive Design • Flask • FastAPI • Node.js • Express.js • RESTful APIs • JWT • Docker • Git • Scikit-learn • XGBoost • LightGBM • Random Forest • AutoML • OpenAI API • Pandas • Tableau • Power BI • Excel • SPSS • Apache Spark • Apache Hive • PostgreSQL • MySQL • Oracle • SQLAlchemy • Sequelize • Drizzle ORM • Prisma • Airtable</w:t>
+        <w:t xml:space="preserve">Python • JavaScript • TypeScript • Kotlin • HTML5 • CSS3 • SQL • Java • React • Zustand • Tailwind CSS • Bootstrap • Vite • Responsive Design • Flask • FastAPI • Node.js • Express.js • Ktor • RESTful APIs • JWT • Plaid API • Docker • Git • Kotlin Multiplatform • Compose Multiplatform • Capacitor (Android/iOS) • SQLDelight • Koin (DI) • Biometric Auth • Push Notifications (FCM/APNs) • Google Cloud Run • Cloud SQL • Secret Manager • AWS • GitHub Actions (CI/CD) • Firebase • Prometheus/Micrometer • Sentry • Scikit-learn • XGBoost • LightGBM • Random Forest • AutoML • OpenAI API • Gemini (Vertex AI) • Pandas • Tableau • Power BI • Excel • SPSS • Apache Spark • Apache Hive • PostgreSQL • MySQL • Oracle • SQLAlchemy • Sequelize • Drizzle ORM • Prisma • Airtable</w:t>
       </w:r>
     </w:p>
     <w:p>
@@ -958,7 +958,7 @@
           <w:szCs w:val="20"/>
           <w:rFonts w:ascii="Times New Roman" w:cs="Times New Roman" w:eastAsia="Times New Roman" w:hAnsi="Times New Roman"/>
         </w:rPr>
-        <w:t xml:space="preserve">• Built a Kotlin Multiplatform AI career suite spanning iOS, Android, and Web from one codebase, shipping ATS resume scoring, AI interview coaching, and Canadian salary intelligence powered by Gemini 2.0 Flash</w:t>
+        <w:t xml:space="preserve">• Architected a Kotlin Multiplatform AI career suite (iOS, Android, Web) from one codebase with Koin DI, offline-first sync with conflict resolution, and Prometheus/Sentry observability, powered by Gemini 2.0 Flash</w:t>
       </w:r>
     </w:p>
     <w:p>
@@ -989,7 +989,7 @@
           <w:szCs w:val="18"/>
           <w:rFonts w:ascii="Times New Roman" w:cs="Times New Roman" w:eastAsia="Times New Roman" w:hAnsi="Times New Roman"/>
         </w:rPr>
-        <w:t xml:space="preserve">  Technologies: Kotlin, Compose Multiplatform, Gemini 2.0 Flash, Ktor, PostgreSQL, SQLDelight, Firebase, Stripe, Railway</w:t>
+        <w:t xml:space="preserve">  Technologies: Kotlin Multiplatform, Compose Multiplatform, Gemini 2.0 Flash, Ktor, Koin, PostgreSQL, SQLDelight, Firebase, Sentry, Stripe, Railway</w:t>
       </w:r>
     </w:p>
     <w:p>

--- a/documents/Efe_Obukohwo_Resume.docx
+++ b/documents/Efe_Obukohwo_Resume.docx
@@ -60,7 +60,7 @@
           <w:szCs w:val="18"/>
           <w:rFonts w:ascii="Times New Roman" w:cs="Times New Roman" w:eastAsia="Times New Roman" w:hAnsi="Times New Roman"/>
         </w:rPr>
-        <w:t xml:space="preserve">LinkedIn: linkedin.com/in/efe-obukohwo | GitHub: github.com/EfeObus</w:t>
+        <w:t xml:space="preserve">Portfolio: efeobus.github.io/Efe-Obukohwo | LinkedIn: linkedin.com/in/efe-obukohwo | GitHub: github.com/EfeObus</w:t>
       </w:r>
     </w:p>
     <w:p>

--- a/documents/Efe_Obukohwo_Resume.docx
+++ b/documents/Efe_Obukohwo_Resume.docx
@@ -506,86 +506,6 @@
           <w:szCs w:val="22"/>
           <w:rFonts w:ascii="Times New Roman" w:cs="Times New Roman" w:eastAsia="Times New Roman" w:hAnsi="Times New Roman"/>
         </w:rPr>
-        <w:t xml:space="preserve">IT Consultant</w:t>
-      </w:r>
-      <w:r>
-        <w:rPr>
-          <w:sz w:val="22"/>
-          <w:szCs w:val="22"/>
-          <w:rFonts w:ascii="Times New Roman" w:cs="Times New Roman" w:eastAsia="Times New Roman" w:hAnsi="Times New Roman"/>
-        </w:rPr>
-        <w:t xml:space="preserve"> | Finecare Diagnostic Limited</w:t>
-      </w:r>
-    </w:p>
-    <w:p>
-      <w:pPr>
-        <w:spacing w:after="100"/>
-      </w:pPr>
-      <w:r>
-        <w:rPr>
-          <w:i/>
-          <w:iCs/>
-          <w:sz w:val="20"/>
-          <w:szCs w:val="20"/>
-          <w:rFonts w:ascii="Times New Roman" w:cs="Times New Roman" w:eastAsia="Times New Roman" w:hAnsi="Times New Roman"/>
-        </w:rPr>
-        <w:t xml:space="preserve">Sapele, Nigeria | Oct 2020 – Oct 2021</w:t>
-      </w:r>
-    </w:p>
-    <w:p>
-      <w:pPr>
-        <w:spacing w:after="50"/>
-        <w:ind w:left="360"/>
-      </w:pPr>
-      <w:r>
-        <w:rPr>
-          <w:sz w:val="20"/>
-          <w:szCs w:val="20"/>
-          <w:rFonts w:ascii="Times New Roman" w:cs="Times New Roman" w:eastAsia="Times New Roman" w:hAnsi="Times New Roman"/>
-        </w:rPr>
-        <w:t xml:space="preserve">• Devised and executed IT infrastructure solutions, including network setup and maintenance, boosting operational efficiency</w:t>
-      </w:r>
-    </w:p>
-    <w:p>
-      <w:pPr>
-        <w:spacing w:after="50"/>
-        <w:ind w:left="360"/>
-      </w:pPr>
-      <w:r>
-        <w:rPr>
-          <w:sz w:val="20"/>
-          <w:szCs w:val="20"/>
-          <w:rFonts w:ascii="Times New Roman" w:cs="Times New Roman" w:eastAsia="Times New Roman" w:hAnsi="Times New Roman"/>
-        </w:rPr>
-        <w:t xml:space="preserve">• Achieved a 65% increase in accounting accuracy by introducing invoicing software for receipts generation</w:t>
-      </w:r>
-    </w:p>
-    <w:p>
-      <w:pPr>
-        <w:spacing w:after="50"/>
-        <w:ind w:left="360"/>
-      </w:pPr>
-      <w:r>
-        <w:rPr>
-          <w:sz w:val="20"/>
-          <w:szCs w:val="20"/>
-          <w:rFonts w:ascii="Times New Roman" w:cs="Times New Roman" w:eastAsia="Times New Roman" w:hAnsi="Times New Roman"/>
-        </w:rPr>
-        <w:t xml:space="preserve">• Conducted market research and customer surveys to identify business expansion opportunities</w:t>
-      </w:r>
-    </w:p>
-    <w:p>
-      <w:pPr>
-        <w:spacing w:before="150"/>
-      </w:pPr>
-      <w:r>
-        <w:rPr>
-          <w:b/>
-          <w:bCs/>
-          <w:sz w:val="22"/>
-          <w:szCs w:val="22"/>
-          <w:rFonts w:ascii="Times New Roman" w:cs="Times New Roman" w:eastAsia="Times New Roman" w:hAnsi="Times New Roman"/>
-        </w:rPr>
         <w:t xml:space="preserve">IT Support Specialist</w:t>
       </w:r>
       <w:r>
@@ -609,7 +529,7 @@
           <w:szCs w:val="20"/>
           <w:rFonts w:ascii="Times New Roman" w:cs="Times New Roman" w:eastAsia="Times New Roman" w:hAnsi="Times New Roman"/>
         </w:rPr>
-        <w:t xml:space="preserve">Mosogar, Nigeria | Nov 2018 – Oct 2020</w:t>
+        <w:t xml:space="preserve">Mosogar, Nigeria | Nov 2017 – Oct 2019</w:t>
       </w:r>
     </w:p>
     <w:p>
@@ -944,7 +864,7 @@
           <w:szCs w:val="20"/>
           <w:rFonts w:ascii="Times New Roman" w:cs="Times New Roman" w:eastAsia="Times New Roman" w:hAnsi="Times New Roman"/>
         </w:rPr>
-        <w:t xml:space="preserve"> (Feb 2026 – Present)</w:t>
+        <w:t xml:space="preserve"> (Nov 2024 – Present)</w:t>
       </w:r>
     </w:p>
     <w:p>
@@ -1014,7 +934,7 @@
           <w:szCs w:val="20"/>
           <w:rFonts w:ascii="Times New Roman" w:cs="Times New Roman" w:eastAsia="Times New Roman" w:hAnsi="Times New Roman"/>
         </w:rPr>
-        <w:t xml:space="preserve"> (Jan 2026 – Present)</w:t>
+        <w:t xml:space="preserve"> (Jan 2024 – Present)</w:t>
       </w:r>
     </w:p>
     <w:p>
@@ -1154,7 +1074,7 @@
           <w:szCs w:val="20"/>
           <w:rFonts w:ascii="Times New Roman" w:cs="Times New Roman" w:eastAsia="Times New Roman" w:hAnsi="Times New Roman"/>
         </w:rPr>
-        <w:t xml:space="preserve"> (Dec 2025 – Present)</w:t>
+        <w:t xml:space="preserve"> (Jan 2023 – Nov 2023)</w:t>
       </w:r>
     </w:p>
     <w:p>

--- a/documents/Efe_Obukohwo_Resume.docx
+++ b/documents/Efe_Obukohwo_Resume.docx
@@ -854,31 +854,31 @@
           <w:szCs w:val="22"/>
           <w:rFonts w:ascii="Times New Roman" w:cs="Times New Roman" w:eastAsia="Times New Roman" w:hAnsi="Times New Roman"/>
         </w:rPr>
-        <w:t xml:space="preserve">VwaTek Apply</w:t>
-      </w:r>
-      <w:r>
-        <w:rPr>
-          <w:i/>
-          <w:iCs/>
-          <w:sz w:val="20"/>
-          <w:szCs w:val="20"/>
-          <w:rFonts w:ascii="Times New Roman" w:cs="Times New Roman" w:eastAsia="Times New Roman" w:hAnsi="Times New Roman"/>
-        </w:rPr>
-        <w:t xml:space="preserve"> (Nov 2024 – Present)</w:t>
-      </w:r>
-    </w:p>
-    <w:p>
-      <w:pPr>
-        <w:spacing w:after="50"/>
-        <w:ind w:left="360"/>
-      </w:pPr>
-      <w:r>
-        <w:rPr>
-          <w:sz w:val="20"/>
-          <w:szCs w:val="20"/>
-          <w:rFonts w:ascii="Times New Roman" w:cs="Times New Roman" w:eastAsia="Times New Roman" w:hAnsi="Times New Roman"/>
-        </w:rPr>
-        <w:t xml:space="preserve">• Architected a Kotlin Multiplatform AI career suite (iOS, Android, Web) from one codebase with Koin DI, offline-first sync with conflict resolution, and Prometheus/Sentry observability, powered by Gemini 2.0 Flash</w:t>
+        <w:t xml:space="preserve">TekVwa Life</w:t>
+      </w:r>
+      <w:r>
+        <w:rPr>
+          <w:i/>
+          <w:iCs/>
+          <w:sz w:val="20"/>
+          <w:szCs w:val="20"/>
+          <w:rFonts w:ascii="Times New Roman" w:cs="Times New Roman" w:eastAsia="Times New Roman" w:hAnsi="Times New Roman"/>
+        </w:rPr>
+        <w:t xml:space="preserve"> (Dec 2025 – Present)</w:t>
+      </w:r>
+    </w:p>
+    <w:p>
+      <w:pPr>
+        <w:spacing w:after="50"/>
+        <w:ind w:left="360"/>
+      </w:pPr>
+      <w:r>
+        <w:rPr>
+          <w:sz w:val="20"/>
+          <w:szCs w:val="20"/>
+          <w:rFonts w:ascii="Times New Roman" w:cs="Times New Roman" w:eastAsia="Times New Roman" w:hAnsi="Times New Roman"/>
+        </w:rPr>
+        <w:t xml:space="preserve">• Built a digital autobiography and legacy-preservation platform around a 28-chapter framework, with enterprise-grade security, Canadian data residency, and professional PDF/DOCX export</w:t>
       </w:r>
     </w:p>
     <w:p>
@@ -893,7 +893,7 @@
           <w:szCs w:val="18"/>
           <w:rFonts w:ascii="Times New Roman" w:cs="Times New Roman" w:eastAsia="Times New Roman" w:hAnsi="Times New Roman"/>
         </w:rPr>
-        <w:t xml:space="preserve">  Live: https://vwatek-apply-production.up.railway.app | GitHub: https://github.com/EfeObus/VwaTek-Apply</w:t>
+        <w:t xml:space="preserve">  Live: https://tekvwa-life-production.up.railway.app/ | GitHub: https://github.com/EfeObus/TekVwa-Life</w:t>
       </w:r>
     </w:p>
     <w:p>
@@ -909,7 +909,7 @@
           <w:szCs w:val="18"/>
           <w:rFonts w:ascii="Times New Roman" w:cs="Times New Roman" w:eastAsia="Times New Roman" w:hAnsi="Times New Roman"/>
         </w:rPr>
-        <w:t xml:space="preserve">  Technologies: Kotlin Multiplatform, Compose Multiplatform, Gemini 2.0 Flash, Ktor, Koin, PostgreSQL, SQLDelight, Firebase, Sentry, Stripe, Railway</w:t>
+        <w:t xml:space="preserve">  Technologies: Node.js, Express.js, PostgreSQL (AWS RDS), Prisma ORM, React, Material UI, JWT Authentication</w:t>
       </w:r>
     </w:p>
     <w:p>
@@ -924,31 +924,31 @@
           <w:szCs w:val="22"/>
           <w:rFonts w:ascii="Times New Roman" w:cs="Times New Roman" w:eastAsia="Times New Roman" w:hAnsi="Times New Roman"/>
         </w:rPr>
-        <w:t xml:space="preserve">JTOV Network</w:t>
-      </w:r>
-      <w:r>
-        <w:rPr>
-          <w:i/>
-          <w:iCs/>
-          <w:sz w:val="20"/>
-          <w:szCs w:val="20"/>
-          <w:rFonts w:ascii="Times New Roman" w:cs="Times New Roman" w:eastAsia="Times New Roman" w:hAnsi="Times New Roman"/>
-        </w:rPr>
-        <w:t xml:space="preserve"> (Jan 2024 – Present)</w:t>
-      </w:r>
-    </w:p>
-    <w:p>
-      <w:pPr>
-        <w:spacing w:after="50"/>
-        <w:ind w:left="360"/>
-      </w:pPr>
-      <w:r>
-        <w:rPr>
-          <w:sz w:val="20"/>
-          <w:szCs w:val="20"/>
-          <w:rFonts w:ascii="Times New Roman" w:cs="Times New Roman" w:eastAsia="Times New Roman" w:hAnsi="Times New Roman"/>
-        </w:rPr>
-        <w:t xml:space="preserve">• Engineered an AI-powered mentorship platform with intelligent matching, WebRTC video calling, and gamification, plus a full video-learning system with course management and progress tracking</w:t>
+        <w:t xml:space="preserve">TekVwarho ProAudit</w:t>
+      </w:r>
+      <w:r>
+        <w:rPr>
+          <w:i/>
+          <w:iCs/>
+          <w:sz w:val="20"/>
+          <w:szCs w:val="20"/>
+          <w:rFonts w:ascii="Times New Roman" w:cs="Times New Roman" w:eastAsia="Times New Roman" w:hAnsi="Times New Roman"/>
+        </w:rPr>
+        <w:t xml:space="preserve"> (Oct 2025 – Present)</w:t>
+      </w:r>
+    </w:p>
+    <w:p>
+      <w:pPr>
+        <w:spacing w:after="50"/>
+        <w:ind w:left="360"/>
+      </w:pPr>
+      <w:r>
+        <w:rPr>
+          <w:sz w:val="20"/>
+          <w:szCs w:val="20"/>
+          <w:rFonts w:ascii="Times New Roman" w:cs="Times New Roman" w:eastAsia="Times New Roman" w:hAnsi="Times New Roman"/>
+        </w:rPr>
+        <w:t xml:space="preserve">• Built an enterprise Nigerian tax-compliance and forensic-audit platform spanning 500+ API routes and 400+ automated tests, featuring Benford's Law fraud detection and a hash-chain immutable ledger</w:t>
       </w:r>
     </w:p>
     <w:p>
@@ -963,7 +963,7 @@
           <w:szCs w:val="18"/>
           <w:rFonts w:ascii="Times New Roman" w:cs="Times New Roman" w:eastAsia="Times New Roman" w:hAnsi="Times New Roman"/>
         </w:rPr>
-        <w:t xml:space="preserve">  GitHub: https://github.com/EfeObus/JTOV-Network</w:t>
+        <w:t xml:space="preserve">  Live: https://ingenious-emotion-production-c3c3.up.railway.app/ | GitHub: https://github.com/EfeObus/TekVwarho-ProAudit</w:t>
       </w:r>
     </w:p>
     <w:p>
@@ -979,7 +979,7 @@
           <w:szCs w:val="18"/>
           <w:rFonts w:ascii="Times New Roman" w:cs="Times New Roman" w:eastAsia="Times New Roman" w:hAnsi="Times New Roman"/>
         </w:rPr>
-        <w:t xml:space="preserve">  Technologies: React, TypeScript, Node.js, Express.js, PostgreSQL, Drizzle ORM, WebSockets, WebRTC, OpenAI API, TailwindCSS, Framer Motion</w:t>
+        <w:t xml:space="preserve">  Technologies: Python, FastAPI, PostgreSQL, SQLAlchemy, Alembic, HTMX, TailwindCSS, Celery, Redis, Cryptography</w:t>
       </w:r>
     </w:p>
     <w:p>
@@ -994,31 +994,31 @@
           <w:szCs w:val="22"/>
           <w:rFonts w:ascii="Times New Roman" w:cs="Times New Roman" w:eastAsia="Times New Roman" w:hAnsi="Times New Roman"/>
         </w:rPr>
-        <w:t xml:space="preserve">TekVwarho ProAudit</w:t>
-      </w:r>
-      <w:r>
-        <w:rPr>
-          <w:i/>
-          <w:iCs/>
-          <w:sz w:val="20"/>
-          <w:szCs w:val="20"/>
-          <w:rFonts w:ascii="Times New Roman" w:cs="Times New Roman" w:eastAsia="Times New Roman" w:hAnsi="Times New Roman"/>
-        </w:rPr>
-        <w:t xml:space="preserve"> (Oct 2025 – Present)</w:t>
-      </w:r>
-    </w:p>
-    <w:p>
-      <w:pPr>
-        <w:spacing w:after="50"/>
-        <w:ind w:left="360"/>
-      </w:pPr>
-      <w:r>
-        <w:rPr>
-          <w:sz w:val="20"/>
-          <w:szCs w:val="20"/>
-          <w:rFonts w:ascii="Times New Roman" w:cs="Times New Roman" w:eastAsia="Times New Roman" w:hAnsi="Times New Roman"/>
-        </w:rPr>
-        <w:t xml:space="preserve">• Built an enterprise Nigerian tax-compliance and forensic-audit platform spanning 500+ API routes and 400+ automated tests, featuring Benford's Law fraud detection and a hash-chain immutable ledger</w:t>
+        <w:t xml:space="preserve">Tekvwa Analysis Platform</w:t>
+      </w:r>
+      <w:r>
+        <w:rPr>
+          <w:i/>
+          <w:iCs/>
+          <w:sz w:val="20"/>
+          <w:szCs w:val="20"/>
+          <w:rFonts w:ascii="Times New Roman" w:cs="Times New Roman" w:eastAsia="Times New Roman" w:hAnsi="Times New Roman"/>
+        </w:rPr>
+        <w:t xml:space="preserve"> (Jan 2025 – Present)</w:t>
+      </w:r>
+    </w:p>
+    <w:p>
+      <w:pPr>
+        <w:spacing w:after="50"/>
+        <w:ind w:left="360"/>
+      </w:pPr>
+      <w:r>
+        <w:rPr>
+          <w:sz w:val="20"/>
+          <w:szCs w:val="20"/>
+          <w:rFonts w:ascii="Times New Roman" w:cs="Times New Roman" w:eastAsia="Times New Roman" w:hAnsi="Times New Roman"/>
+        </w:rPr>
+        <w:t xml:space="preserve">• Migrated a 17-module statistical analysis platform from Railway to Google Cloud Run and OpenAI to Vertex AI (Gemini via Application Default Credentials), shipping an auto-analysis recommendation engine, interactive drag/resize dashboards, and app-wide security hardening</w:t>
       </w:r>
     </w:p>
     <w:p>
@@ -1033,7 +1033,7 @@
           <w:szCs w:val="18"/>
           <w:rFonts w:ascii="Times New Roman" w:cs="Times New Roman" w:eastAsia="Times New Roman" w:hAnsi="Times New Roman"/>
         </w:rPr>
-        <w:t xml:space="preserve">  Live: https://ingenious-emotion-production-c3c3.up.railway.app/ | GitHub: https://github.com/EfeObus/TekVwarho-ProAudit</w:t>
+        <w:t xml:space="preserve">  Live: https://tekvwarho-analysis-551794668026.northamerica-northeast1.run.app/ | GitHub: https://github.com/EfeObus/TekVwarho-Analysis</w:t>
       </w:r>
     </w:p>
     <w:p>
@@ -1049,7 +1049,7 @@
           <w:szCs w:val="18"/>
           <w:rFonts w:ascii="Times New Roman" w:cs="Times New Roman" w:eastAsia="Times New Roman" w:hAnsi="Times New Roman"/>
         </w:rPr>
-        <w:t xml:space="preserve">  Technologies: Python, FastAPI, PostgreSQL, SQLAlchemy, Alembic, HTMX, TailwindCSS, Celery, Redis, Cryptography</w:t>
+        <w:t xml:space="preserve">  Technologies: Flask, PostgreSQL, Google Cloud Run, Vertex AI (Gemini), Cloud SQL, Plotly.js, Bootstrap, Python</w:t>
       </w:r>
     </w:p>
     <w:p>
@@ -1064,31 +1064,31 @@
           <w:szCs w:val="22"/>
           <w:rFonts w:ascii="Times New Roman" w:cs="Times New Roman" w:eastAsia="Times New Roman" w:hAnsi="Times New Roman"/>
         </w:rPr>
-        <w:t xml:space="preserve">WonderWorld Learning Adventure</w:t>
-      </w:r>
-      <w:r>
-        <w:rPr>
-          <w:i/>
-          <w:iCs/>
-          <w:sz w:val="20"/>
-          <w:szCs w:val="20"/>
-          <w:rFonts w:ascii="Times New Roman" w:cs="Times New Roman" w:eastAsia="Times New Roman" w:hAnsi="Times New Roman"/>
-        </w:rPr>
-        <w:t xml:space="preserve"> (Jan 2023 – Nov 2023)</w:t>
-      </w:r>
-    </w:p>
-    <w:p>
-      <w:pPr>
-        <w:spacing w:after="50"/>
-        <w:ind w:left="360"/>
-      </w:pPr>
-      <w:r>
-        <w:rPr>
-          <w:sz w:val="20"/>
-          <w:szCs w:val="20"/>
-          <w:rFonts w:ascii="Times New Roman" w:cs="Times New Roman" w:eastAsia="Times New Roman" w:hAnsi="Times New Roman"/>
-        </w:rPr>
-        <w:t xml:space="preserve">• Designed an adaptive early-childhood learning platform (ages 2-8) applying Item Response Theory to personalize difficulty in real time, sustaining 60 FPS with offline speech recognition and COPPA/GDPR-K compliance</w:t>
+        <w:t xml:space="preserve">VwaTek Apply</w:t>
+      </w:r>
+      <w:r>
+        <w:rPr>
+          <w:i/>
+          <w:iCs/>
+          <w:sz w:val="20"/>
+          <w:szCs w:val="20"/>
+          <w:rFonts w:ascii="Times New Roman" w:cs="Times New Roman" w:eastAsia="Times New Roman" w:hAnsi="Times New Roman"/>
+        </w:rPr>
+        <w:t xml:space="preserve"> (Nov 2024 – Present)</w:t>
+      </w:r>
+    </w:p>
+    <w:p>
+      <w:pPr>
+        <w:spacing w:after="50"/>
+        <w:ind w:left="360"/>
+      </w:pPr>
+      <w:r>
+        <w:rPr>
+          <w:sz w:val="20"/>
+          <w:szCs w:val="20"/>
+          <w:rFonts w:ascii="Times New Roman" w:cs="Times New Roman" w:eastAsia="Times New Roman" w:hAnsi="Times New Roman"/>
+        </w:rPr>
+        <w:t xml:space="preserve">• Architected a Kotlin Multiplatform AI career suite (iOS, Android, Web) from one codebase with Koin DI, offline-first sync with conflict resolution, and Prometheus/Sentry observability, powered by Gemini 2.0 Flash</w:t>
       </w:r>
     </w:p>
     <w:p>
@@ -1103,7 +1103,7 @@
           <w:szCs w:val="18"/>
           <w:rFonts w:ascii="Times New Roman" w:cs="Times New Roman" w:eastAsia="Times New Roman" w:hAnsi="Times New Roman"/>
         </w:rPr>
-        <w:t xml:space="preserve">  GitHub: https://github.com/EfeObus/WonderWorld-Learning-Adventure</w:t>
+        <w:t xml:space="preserve">  Live: https://vwatek-apply-production.up.railway.app | GitHub: https://github.com/EfeObus/VwaTek-Apply</w:t>
       </w:r>
     </w:p>
     <w:p>
@@ -1119,7 +1119,7 @@
           <w:szCs w:val="18"/>
           <w:rFonts w:ascii="Times New Roman" w:cs="Times New Roman" w:eastAsia="Times New Roman" w:hAnsi="Times New Roman"/>
         </w:rPr>
-        <w:t xml:space="preserve">  Technologies: Flutter, Dart, Flame Engine, Python, FastAPI, PostgreSQL, Redis, NumPy, Speech-to-Text, Adaptive Learning</w:t>
+        <w:t xml:space="preserve">  Technologies: Kotlin Multiplatform, Compose Multiplatform, Gemini 2.0 Flash, Ktor, Koin, PostgreSQL, SQLDelight, Firebase, Sentry, Stripe, Railway</w:t>
       </w:r>
     </w:p>
     <w:p>
@@ -1134,31 +1134,31 @@
           <w:szCs w:val="22"/>
           <w:rFonts w:ascii="Times New Roman" w:cs="Times New Roman" w:eastAsia="Times New Roman" w:hAnsi="Times New Roman"/>
         </w:rPr>
-        <w:t xml:space="preserve">TekVwa Life</w:t>
-      </w:r>
-      <w:r>
-        <w:rPr>
-          <w:i/>
-          <w:iCs/>
-          <w:sz w:val="20"/>
-          <w:szCs w:val="20"/>
-          <w:rFonts w:ascii="Times New Roman" w:cs="Times New Roman" w:eastAsia="Times New Roman" w:hAnsi="Times New Roman"/>
-        </w:rPr>
-        <w:t xml:space="preserve"> (Dec 2025 – Present)</w:t>
-      </w:r>
-    </w:p>
-    <w:p>
-      <w:pPr>
-        <w:spacing w:after="50"/>
-        <w:ind w:left="360"/>
-      </w:pPr>
-      <w:r>
-        <w:rPr>
-          <w:sz w:val="20"/>
-          <w:szCs w:val="20"/>
-          <w:rFonts w:ascii="Times New Roman" w:cs="Times New Roman" w:eastAsia="Times New Roman" w:hAnsi="Times New Roman"/>
-        </w:rPr>
-        <w:t xml:space="preserve">• Built a digital autobiography and legacy-preservation platform around a 28-chapter framework, with enterprise-grade security, Canadian data residency, and professional PDF/DOCX export</w:t>
+        <w:t xml:space="preserve">JTOV Network</w:t>
+      </w:r>
+      <w:r>
+        <w:rPr>
+          <w:i/>
+          <w:iCs/>
+          <w:sz w:val="20"/>
+          <w:szCs w:val="20"/>
+          <w:rFonts w:ascii="Times New Roman" w:cs="Times New Roman" w:eastAsia="Times New Roman" w:hAnsi="Times New Roman"/>
+        </w:rPr>
+        <w:t xml:space="preserve"> (Jan 2024 – Present)</w:t>
+      </w:r>
+    </w:p>
+    <w:p>
+      <w:pPr>
+        <w:spacing w:after="50"/>
+        <w:ind w:left="360"/>
+      </w:pPr>
+      <w:r>
+        <w:rPr>
+          <w:sz w:val="20"/>
+          <w:szCs w:val="20"/>
+          <w:rFonts w:ascii="Times New Roman" w:cs="Times New Roman" w:eastAsia="Times New Roman" w:hAnsi="Times New Roman"/>
+        </w:rPr>
+        <w:t xml:space="preserve">• Engineered an AI-powered mentorship platform with intelligent matching, WebRTC video calling, and gamification, plus a full video-learning system with course management and progress tracking</w:t>
       </w:r>
     </w:p>
     <w:p>
@@ -1173,7 +1173,7 @@
           <w:szCs w:val="18"/>
           <w:rFonts w:ascii="Times New Roman" w:cs="Times New Roman" w:eastAsia="Times New Roman" w:hAnsi="Times New Roman"/>
         </w:rPr>
-        <w:t xml:space="preserve">  Live: https://tekvwa-life-production.up.railway.app/ | GitHub: https://github.com/EfeObus/TekVwa-Life</w:t>
+        <w:t xml:space="preserve">  GitHub: https://github.com/EfeObus/JTOV-Network</w:t>
       </w:r>
     </w:p>
     <w:p>
@@ -1189,7 +1189,7 @@
           <w:szCs w:val="18"/>
           <w:rFonts w:ascii="Times New Roman" w:cs="Times New Roman" w:eastAsia="Times New Roman" w:hAnsi="Times New Roman"/>
         </w:rPr>
-        <w:t xml:space="preserve">  Technologies: Node.js, Express.js, PostgreSQL (AWS RDS), Prisma ORM, React, Material UI, JWT Authentication</w:t>
+        <w:t xml:space="preserve">  Technologies: React, TypeScript, Node.js, Express.js, PostgreSQL, Drizzle ORM, WebSockets, WebRTC, OpenAI API, TailwindCSS, Framer Motion</w:t>
       </w:r>
     </w:p>
     <w:p>

--- a/documents/Efe_Obukohwo_Resume.docx
+++ b/documents/Efe_Obukohwo_Resume.docx
@@ -29,7 +29,7 @@
           <w:szCs w:val="24"/>
           <w:rFonts w:ascii="Times New Roman" w:cs="Times New Roman" w:eastAsia="Times New Roman" w:hAnsi="Times New Roman"/>
         </w:rPr>
-        <w:t xml:space="preserve">Full Stack Developer | Python Developer | Data Engineer</w:t>
+        <w:t xml:space="preserve">Data Analyst | Business Intelligence &amp; Database Consultant</w:t>
       </w:r>
     </w:p>
     <w:p>
@@ -92,7 +92,7 @@
           <w:szCs w:val="22"/>
           <w:rFonts w:ascii="Times New Roman" w:cs="Times New Roman" w:eastAsia="Times New Roman" w:hAnsi="Times New Roman"/>
         </w:rPr>
-        <w:t xml:space="preserve">Full Stack Developer with 5+ years of experience architecting production platforms across web, cloud, and native mobile. Shipped full-stack applications (FastAPI, Flask, Node.js/Express, React) with 500+ API routes and 88.3% ML prediction accuracy, plus cross-platform mobile apps (Kotlin Multiplatform, Capacitor) running natively on iOS, Android, and Web from a single codebase. Experienced across AWS and Google Cloud Run, integrating both OpenAI and Vertex AI (Gemini) into production features, with engineering practices spanning CI/CD pipelines, JWT/biometric authentication architecture, and observability (Prometheus, Sentry). Demonstrated ability to lead development teams, optimize database systems (25% efficiency improvements), and deploy scalable infrastructure with 99.9% uptime.</w:t>
+        <w:t xml:space="preserve">Data Analyst with hands-on experience turning messy, high-volume datasets into stakeholder-ready business intelligence using advanced Excel, SQL, and Python. Engineered a 56,636-row municipal housing dataset into a verified $18.50B market analysis with a dynamic formula engine (VLOOKUP/XLOOKUP, SUMPRODUCT, 9 pivot tables) and a slicer-driven KPI dashboard. Background spans AML/fraud transaction monitoring (SQL, pivot tables, STR reporting), humanitarian database consulting (25% efficiency gains via Airtable/SQL optimization), and trend analysis with SPSS, Tableau, and Power BI. Also a full-stack developer at heart: completed a hands-on internship architecting a production Flask/MySQL real estate analytics platform (88.3% ML prediction accuracy, 20+ REST endpoints, Dockerized CI/CD), and independently designs, builds, and ships full-stack web and mobile projects end-to-end.</w:t>
       </w:r>
     </w:p>
     <w:p>
@@ -252,6 +252,86 @@
           <w:szCs w:val="22"/>
           <w:rFonts w:ascii="Times New Roman" w:cs="Times New Roman" w:eastAsia="Times New Roman" w:hAnsi="Times New Roman"/>
         </w:rPr>
+        <w:t xml:space="preserve">Customer Service Representative</w:t>
+      </w:r>
+      <w:r>
+        <w:rPr>
+          <w:sz w:val="22"/>
+          <w:szCs w:val="22"/>
+          <w:rFonts w:ascii="Times New Roman" w:cs="Times New Roman" w:eastAsia="Times New Roman" w:hAnsi="Times New Roman"/>
+        </w:rPr>
+        <w:t xml:space="preserve"> | IGNITE Student Life, Humber College</w:t>
+      </w:r>
+    </w:p>
+    <w:p>
+      <w:pPr>
+        <w:spacing w:after="100"/>
+      </w:pPr>
+      <w:r>
+        <w:rPr>
+          <w:i/>
+          <w:iCs/>
+          <w:sz w:val="20"/>
+          <w:szCs w:val="20"/>
+          <w:rFonts w:ascii="Times New Roman" w:cs="Times New Roman" w:eastAsia="Times New Roman" w:hAnsi="Times New Roman"/>
+        </w:rPr>
+        <w:t xml:space="preserve">Toronto, ON | Aug 2024 – May 2025</w:t>
+      </w:r>
+    </w:p>
+    <w:p>
+      <w:pPr>
+        <w:spacing w:after="50"/>
+        <w:ind w:left="360"/>
+      </w:pPr>
+      <w:r>
+        <w:rPr>
+          <w:sz w:val="20"/>
+          <w:szCs w:val="20"/>
+          <w:rFonts w:ascii="Times New Roman" w:cs="Times New Roman" w:eastAsia="Times New Roman" w:hAnsi="Times New Roman"/>
+        </w:rPr>
+        <w:t xml:space="preserve">• Automated a manual student registration and check-in workflow for the IGNITE Sleep Lounge, eliminating manual processing for 20,000+ students and cutting processing time by 90%</w:t>
+      </w:r>
+    </w:p>
+    <w:p>
+      <w:pPr>
+        <w:spacing w:after="50"/>
+        <w:ind w:left="360"/>
+      </w:pPr>
+      <w:r>
+        <w:rPr>
+          <w:sz w:val="20"/>
+          <w:szCs w:val="20"/>
+          <w:rFonts w:ascii="Times New Roman" w:cs="Times New Roman" w:eastAsia="Times New Roman" w:hAnsi="Times New Roman"/>
+        </w:rPr>
+        <w:t xml:space="preserve">• Led root-cause analysis on the insurance opt-in process, redesigning the workflow to cut processing time by 15%</w:t>
+      </w:r>
+    </w:p>
+    <w:p>
+      <w:pPr>
+        <w:spacing w:after="50"/>
+        <w:ind w:left="360"/>
+      </w:pPr>
+      <w:r>
+        <w:rPr>
+          <w:sz w:val="20"/>
+          <w:szCs w:val="20"/>
+          <w:rFonts w:ascii="Times New Roman" w:cs="Times New Roman" w:eastAsia="Times New Roman" w:hAnsi="Times New Roman"/>
+        </w:rPr>
+        <w:t xml:space="preserve">• Resolved billing issues and account discrepancies across a high volume of inbound student inquiries via phone, email, and live chat</w:t>
+      </w:r>
+    </w:p>
+    <w:p>
+      <w:pPr>
+        <w:spacing w:before="150"/>
+      </w:pPr>
+      <w:r>
+        <w:rPr>
+          <w:b/>
+          <w:bCs/>
+          <w:sz w:val="22"/>
+          <w:szCs w:val="22"/>
+          <w:rFonts w:ascii="Times New Roman" w:cs="Times New Roman" w:eastAsia="Times New Roman" w:hAnsi="Times New Roman"/>
+        </w:rPr>
         <w:t xml:space="preserve">Database Consultant</w:t>
       </w:r>
       <w:r>
@@ -346,58 +426,58 @@
           <w:szCs w:val="22"/>
           <w:rFonts w:ascii="Times New Roman" w:cs="Times New Roman" w:eastAsia="Times New Roman" w:hAnsi="Times New Roman"/>
         </w:rPr>
-        <w:t xml:space="preserve">Customer Service Representative</w:t>
-      </w:r>
-      <w:r>
-        <w:rPr>
-          <w:sz w:val="22"/>
-          <w:szCs w:val="22"/>
-          <w:rFonts w:ascii="Times New Roman" w:cs="Times New Roman" w:eastAsia="Times New Roman" w:hAnsi="Times New Roman"/>
-        </w:rPr>
-        <w:t xml:space="preserve"> | IGNITE Student Life, Humber College</w:t>
-      </w:r>
-    </w:p>
-    <w:p>
-      <w:pPr>
-        <w:spacing w:after="100"/>
-      </w:pPr>
-      <w:r>
-        <w:rPr>
-          <w:i/>
-          <w:iCs/>
-          <w:sz w:val="20"/>
-          <w:szCs w:val="20"/>
-          <w:rFonts w:ascii="Times New Roman" w:cs="Times New Roman" w:eastAsia="Times New Roman" w:hAnsi="Times New Roman"/>
-        </w:rPr>
-        <w:t xml:space="preserve">Toronto, ON | Aug 2024 – May 2025</w:t>
-      </w:r>
-    </w:p>
-    <w:p>
-      <w:pPr>
-        <w:spacing w:after="50"/>
-        <w:ind w:left="360"/>
-      </w:pPr>
-      <w:r>
-        <w:rPr>
-          <w:sz w:val="20"/>
-          <w:szCs w:val="20"/>
-          <w:rFonts w:ascii="Times New Roman" w:cs="Times New Roman" w:eastAsia="Times New Roman" w:hAnsi="Times New Roman"/>
-        </w:rPr>
-        <w:t xml:space="preserve">• Resolved billing issues and account discrepancies across a high volume of inbound student inquiries via phone, email, and live chat</w:t>
-      </w:r>
-    </w:p>
-    <w:p>
-      <w:pPr>
-        <w:spacing w:after="50"/>
-        <w:ind w:left="360"/>
-      </w:pPr>
-      <w:r>
-        <w:rPr>
-          <w:sz w:val="20"/>
-          <w:szCs w:val="20"/>
-          <w:rFonts w:ascii="Times New Roman" w:cs="Times New Roman" w:eastAsia="Times New Roman" w:hAnsi="Times New Roman"/>
-        </w:rPr>
-        <w:t xml:space="preserve">• Advised students on IGNITE services, wellness resources, and campus events while consistently meeting call-resolution and satisfaction targets</w:t>
+        <w:t xml:space="preserve">Research Analyst</w:t>
+      </w:r>
+      <w:r>
+        <w:rPr>
+          <w:sz w:val="22"/>
+          <w:szCs w:val="22"/>
+          <w:rFonts w:ascii="Times New Roman" w:cs="Times New Roman" w:eastAsia="Times New Roman" w:hAnsi="Times New Roman"/>
+        </w:rPr>
+        <w:t xml:space="preserve"> | Flip Foundation, Inc.</w:t>
+      </w:r>
+    </w:p>
+    <w:p>
+      <w:pPr>
+        <w:spacing w:after="100"/>
+      </w:pPr>
+      <w:r>
+        <w:rPr>
+          <w:i/>
+          <w:iCs/>
+          <w:sz w:val="20"/>
+          <w:szCs w:val="20"/>
+          <w:rFonts w:ascii="Times New Roman" w:cs="Times New Roman" w:eastAsia="Times New Roman" w:hAnsi="Times New Roman"/>
+        </w:rPr>
+        <w:t xml:space="preserve">Canada | May 2023 – Aug 2023 (Concurrent)</w:t>
+      </w:r>
+    </w:p>
+    <w:p>
+      <w:pPr>
+        <w:spacing w:after="50"/>
+        <w:ind w:left="360"/>
+      </w:pPr>
+      <w:r>
+        <w:rPr>
+          <w:sz w:val="20"/>
+          <w:szCs w:val="20"/>
+          <w:rFonts w:ascii="Times New Roman" w:cs="Times New Roman" w:eastAsia="Times New Roman" w:hAnsi="Times New Roman"/>
+        </w:rPr>
+        <w:t xml:space="preserve">• Conducted quantitative and qualitative analysis on leadership barriers among LGBTQ+ and BIPOC youth using SPSS, SQL, and Excel, then visualized findings in Power BI and Infogram for stakeholder presentations</w:t>
+      </w:r>
+    </w:p>
+    <w:p>
+      <w:pPr>
+        <w:spacing w:after="50"/>
+        <w:ind w:left="360"/>
+      </w:pPr>
+      <w:r>
+        <w:rPr>
+          <w:sz w:val="20"/>
+          <w:szCs w:val="20"/>
+          <w:rFonts w:ascii="Times New Roman" w:cs="Times New Roman" w:eastAsia="Times New Roman" w:hAnsi="Times New Roman"/>
+        </w:rPr>
+        <w:t xml:space="preserve">• Authored research reports synthesizing key trends and statistical findings, presenting outcomes directly to stakeholders to guide data-driven program decisions</w:t>
       </w:r>
     </w:p>
     <w:p>
@@ -412,6 +492,58 @@
           <w:szCs w:val="22"/>
           <w:rFonts w:ascii="Times New Roman" w:cs="Times New Roman" w:eastAsia="Times New Roman" w:hAnsi="Times New Roman"/>
         </w:rPr>
+        <w:t xml:space="preserve">IT Department Lead</w:t>
+      </w:r>
+      <w:r>
+        <w:rPr>
+          <w:sz w:val="22"/>
+          <w:szCs w:val="22"/>
+          <w:rFonts w:ascii="Times New Roman" w:cs="Times New Roman" w:eastAsia="Times New Roman" w:hAnsi="Times New Roman"/>
+        </w:rPr>
+        <w:t xml:space="preserve"> | Our Lady of Nigeria Secondary School</w:t>
+      </w:r>
+    </w:p>
+    <w:p>
+      <w:pPr>
+        <w:spacing w:after="100"/>
+      </w:pPr>
+      <w:r>
+        <w:rPr>
+          <w:i/>
+          <w:iCs/>
+          <w:sz w:val="20"/>
+          <w:szCs w:val="20"/>
+          <w:rFonts w:ascii="Times New Roman" w:cs="Times New Roman" w:eastAsia="Times New Roman" w:hAnsi="Times New Roman"/>
+        </w:rPr>
+        <w:t xml:space="preserve">Oghara, Delta State, Nigeria | Jan 2021 – Aug 2021 (Part-time)</w:t>
+      </w:r>
+    </w:p>
+    <w:p>
+      <w:pPr>
+        <w:spacing w:after="50"/>
+        <w:ind w:left="360"/>
+      </w:pPr>
+      <w:r>
+        <w:rPr>
+          <w:sz w:val="20"/>
+          <w:szCs w:val="20"/>
+          <w:rFonts w:ascii="Times New Roman" w:cs="Times New Roman" w:eastAsia="Times New Roman" w:hAnsi="Times New Roman"/>
+        </w:rPr>
+        <w:t xml:space="preserve">• Led a departmental initiative to digitize lesson-plan creation and approval via the school website, increasing teacher collaboration and efficiency by 50%</w:t>
+      </w:r>
+    </w:p>
+    <w:p>
+      <w:pPr>
+        <w:spacing w:before="150"/>
+      </w:pPr>
+      <w:r>
+        <w:rPr>
+          <w:b/>
+          <w:bCs/>
+          <w:sz w:val="22"/>
+          <w:szCs w:val="22"/>
+          <w:rFonts w:ascii="Times New Roman" w:cs="Times New Roman" w:eastAsia="Times New Roman" w:hAnsi="Times New Roman"/>
+        </w:rPr>
         <w:t xml:space="preserve">Compliance Officer - AML/Fraud</w:t>
       </w:r>
       <w:r>
@@ -435,7 +567,7 @@
           <w:szCs w:val="20"/>
           <w:rFonts w:ascii="Times New Roman" w:cs="Times New Roman" w:eastAsia="Times New Roman" w:hAnsi="Times New Roman"/>
         </w:rPr>
-        <w:t xml:space="preserve">Sapele, Nigeria | Nov 2019 – Aug 2022</w:t>
+        <w:t xml:space="preserve">Sapele, Nigeria | Nov 2019 – Aug 2022 (Third-Party Contract, Full-Time)</w:t>
       </w:r>
     </w:p>
     <w:p>
@@ -506,6 +638,58 @@
           <w:szCs w:val="22"/>
           <w:rFonts w:ascii="Times New Roman" w:cs="Times New Roman" w:eastAsia="Times New Roman" w:hAnsi="Times New Roman"/>
         </w:rPr>
+        <w:t xml:space="preserve">Data Processing Teacher</w:t>
+      </w:r>
+      <w:r>
+        <w:rPr>
+          <w:sz w:val="22"/>
+          <w:szCs w:val="22"/>
+          <w:rFonts w:ascii="Times New Roman" w:cs="Times New Roman" w:eastAsia="Times New Roman" w:hAnsi="Times New Roman"/>
+        </w:rPr>
+        <w:t xml:space="preserve"> | Our Lady of Nigeria Secondary School</w:t>
+      </w:r>
+    </w:p>
+    <w:p>
+      <w:pPr>
+        <w:spacing w:after="100"/>
+      </w:pPr>
+      <w:r>
+        <w:rPr>
+          <w:i/>
+          <w:iCs/>
+          <w:sz w:val="20"/>
+          <w:szCs w:val="20"/>
+          <w:rFonts w:ascii="Times New Roman" w:cs="Times New Roman" w:eastAsia="Times New Roman" w:hAnsi="Times New Roman"/>
+        </w:rPr>
+        <w:t xml:space="preserve">Oghara, Delta State, Nigeria | Sep 2019 – Aug 2021 (Part-time)</w:t>
+      </w:r>
+    </w:p>
+    <w:p>
+      <w:pPr>
+        <w:spacing w:after="50"/>
+        <w:ind w:left="360"/>
+      </w:pPr>
+      <w:r>
+        <w:rPr>
+          <w:sz w:val="20"/>
+          <w:szCs w:val="20"/>
+          <w:rFonts w:ascii="Times New Roman" w:cs="Times New Roman" w:eastAsia="Times New Roman" w:hAnsi="Times New Roman"/>
+        </w:rPr>
+        <w:t xml:space="preserve">• Pioneered the school's transition from manual to digital result computation, improving accuracy and cutting processing time by 75%, while applying data-driven teaching strategies that lifted average student grades by 20%</w:t>
+      </w:r>
+    </w:p>
+    <w:p>
+      <w:pPr>
+        <w:spacing w:before="150"/>
+      </w:pPr>
+      <w:r>
+        <w:rPr>
+          <w:b/>
+          <w:bCs/>
+          <w:sz w:val="22"/>
+          <w:szCs w:val="22"/>
+          <w:rFonts w:ascii="Times New Roman" w:cs="Times New Roman" w:eastAsia="Times New Roman" w:hAnsi="Times New Roman"/>
+        </w:rPr>
         <w:t xml:space="preserve">IT Support Specialist</w:t>
       </w:r>
       <w:r>
@@ -529,7 +713,7 @@
           <w:szCs w:val="20"/>
           <w:rFonts w:ascii="Times New Roman" w:cs="Times New Roman" w:eastAsia="Times New Roman" w:hAnsi="Times New Roman"/>
         </w:rPr>
-        <w:t xml:space="preserve">Mosogar, Nigeria | Nov 2017 – Oct 2019</w:t>
+        <w:t xml:space="preserve">Mosogar, Nigeria | Nov 2017 – Oct 2019 (Part-time)</w:t>
       </w:r>
     </w:p>
     <w:p>
@@ -572,6 +756,58 @@
           <w:rFonts w:ascii="Times New Roman" w:cs="Times New Roman" w:eastAsia="Times New Roman" w:hAnsi="Times New Roman"/>
         </w:rPr>
         <w:t xml:space="preserve">• Implemented a remote support system, streamlining registration and payment assistance for students</w:t>
+      </w:r>
+    </w:p>
+    <w:p>
+      <w:pPr>
+        <w:spacing w:before="150"/>
+      </w:pPr>
+      <w:r>
+        <w:rPr>
+          <w:b/>
+          <w:bCs/>
+          <w:sz w:val="22"/>
+          <w:szCs w:val="22"/>
+          <w:rFonts w:ascii="Times New Roman" w:cs="Times New Roman" w:eastAsia="Times New Roman" w:hAnsi="Times New Roman"/>
+        </w:rPr>
+        <w:t xml:space="preserve">Computer Science Teacher</w:t>
+      </w:r>
+      <w:r>
+        <w:rPr>
+          <w:sz w:val="22"/>
+          <w:szCs w:val="22"/>
+          <w:rFonts w:ascii="Times New Roman" w:cs="Times New Roman" w:eastAsia="Times New Roman" w:hAnsi="Times New Roman"/>
+        </w:rPr>
+        <w:t xml:space="preserve"> | Mosogar Model Secondary School</w:t>
+      </w:r>
+    </w:p>
+    <w:p>
+      <w:pPr>
+        <w:spacing w:after="100"/>
+      </w:pPr>
+      <w:r>
+        <w:rPr>
+          <w:i/>
+          <w:iCs/>
+          <w:sz w:val="20"/>
+          <w:szCs w:val="20"/>
+          <w:rFonts w:ascii="Times New Roman" w:cs="Times New Roman" w:eastAsia="Times New Roman" w:hAnsi="Times New Roman"/>
+        </w:rPr>
+        <w:t xml:space="preserve">Mosogar, Delta State, Nigeria | Sep 2016 – Aug 2018 (Part-time)</w:t>
+      </w:r>
+    </w:p>
+    <w:p>
+      <w:pPr>
+        <w:spacing w:after="50"/>
+        <w:ind w:left="360"/>
+      </w:pPr>
+      <w:r>
+        <w:rPr>
+          <w:sz w:val="20"/>
+          <w:szCs w:val="20"/>
+          <w:rFonts w:ascii="Times New Roman" w:cs="Times New Roman" w:eastAsia="Times New Roman" w:hAnsi="Times New Roman"/>
+        </w:rPr>
+        <w:t xml:space="preserve">• Designed a project-based computer science curriculum aligned with industry trends, driving a 30% increase in STEM extracurricular enrollment, and coached the school's coding team to a first-place regional competition win</w:t>
       </w:r>
     </w:p>
     <w:p>
@@ -1223,6 +1459,121 @@
           <w:szCs w:val="20"/>
           <w:rFonts w:ascii="Times New Roman" w:cs="Times New Roman" w:eastAsia="Times New Roman" w:hAnsi="Times New Roman"/>
         </w:rPr>
+        <w:t xml:space="preserve">• Programming Foundations: Fundamentals</w:t>
+      </w:r>
+      <w:r>
+        <w:rPr>
+          <w:sz w:val="20"/>
+          <w:szCs w:val="20"/>
+          <w:rFonts w:ascii="Times New Roman" w:cs="Times New Roman" w:eastAsia="Times New Roman" w:hAnsi="Times New Roman"/>
+        </w:rPr>
+        <w:t xml:space="preserve"> - LinkedIn Learning (Jan 2025)</w:t>
+      </w:r>
+    </w:p>
+    <w:p>
+      <w:pPr>
+        <w:spacing w:after="50"/>
+      </w:pPr>
+      <w:r>
+        <w:rPr>
+          <w:b/>
+          <w:bCs/>
+          <w:sz w:val="20"/>
+          <w:szCs w:val="20"/>
+          <w:rFonts w:ascii="Times New Roman" w:cs="Times New Roman" w:eastAsia="Times New Roman" w:hAnsi="Times New Roman"/>
+        </w:rPr>
+        <w:t xml:space="preserve">• Customer Service: Working in a Customer Contact Center</w:t>
+      </w:r>
+      <w:r>
+        <w:rPr>
+          <w:sz w:val="20"/>
+          <w:szCs w:val="20"/>
+          <w:rFonts w:ascii="Times New Roman" w:cs="Times New Roman" w:eastAsia="Times New Roman" w:hAnsi="Times New Roman"/>
+        </w:rPr>
+        <w:t xml:space="preserve"> - LinkedIn Learning (Apr 2023)</w:t>
+      </w:r>
+    </w:p>
+    <w:p>
+      <w:pPr>
+        <w:spacing w:after="50"/>
+      </w:pPr>
+      <w:r>
+        <w:rPr>
+          <w:b/>
+          <w:bCs/>
+          <w:sz w:val="20"/>
+          <w:szCs w:val="20"/>
+          <w:rFonts w:ascii="Times New Roman" w:cs="Times New Roman" w:eastAsia="Times New Roman" w:hAnsi="Times New Roman"/>
+        </w:rPr>
+        <w:t xml:space="preserve">• Phone-Based Customer Service</w:t>
+      </w:r>
+      <w:r>
+        <w:rPr>
+          <w:sz w:val="20"/>
+          <w:szCs w:val="20"/>
+          <w:rFonts w:ascii="Times New Roman" w:cs="Times New Roman" w:eastAsia="Times New Roman" w:hAnsi="Times New Roman"/>
+        </w:rPr>
+        <w:t xml:space="preserve"> - LinkedIn Learning (Apr 2023)</w:t>
+      </w:r>
+    </w:p>
+    <w:p>
+      <w:pPr>
+        <w:spacing w:after="50"/>
+      </w:pPr>
+      <w:r>
+        <w:rPr>
+          <w:b/>
+          <w:bCs/>
+          <w:sz w:val="20"/>
+          <w:szCs w:val="20"/>
+          <w:rFonts w:ascii="Times New Roman" w:cs="Times New Roman" w:eastAsia="Times New Roman" w:hAnsi="Times New Roman"/>
+        </w:rPr>
+        <w:t xml:space="preserve">• Learning C++</w:t>
+      </w:r>
+      <w:r>
+        <w:rPr>
+          <w:sz w:val="20"/>
+          <w:szCs w:val="20"/>
+          <w:rFonts w:ascii="Times New Roman" w:cs="Times New Roman" w:eastAsia="Times New Roman" w:hAnsi="Times New Roman"/>
+        </w:rPr>
+        <w:t xml:space="preserve"> - LinkedIn Learning (Mar 2023)</w:t>
+      </w:r>
+    </w:p>
+    <w:p>
+      <w:pPr>
+        <w:spacing w:after="50"/>
+      </w:pPr>
+      <w:r>
+        <w:rPr>
+          <w:b/>
+          <w:bCs/>
+          <w:sz w:val="20"/>
+          <w:szCs w:val="20"/>
+          <w:rFonts w:ascii="Times New Roman" w:cs="Times New Roman" w:eastAsia="Times New Roman" w:hAnsi="Times New Roman"/>
+        </w:rPr>
+        <w:t xml:space="preserve">• NVivo 2018 Essential Training</w:t>
+      </w:r>
+      <w:r>
+        <w:rPr>
+          <w:sz w:val="20"/>
+          <w:szCs w:val="20"/>
+          <w:rFonts w:ascii="Times New Roman" w:cs="Times New Roman" w:eastAsia="Times New Roman" w:hAnsi="Times New Roman"/>
+        </w:rPr>
+        <w:t xml:space="preserve"> - LinkedIn Learning (Feb 2023)</w:t>
+      </w:r>
+    </w:p>
+    <w:p>
+      <w:pPr>
+        <w:spacing w:after="50"/>
+      </w:pPr>
+      <w:r>
+        <w:rPr>
+          <w:b/>
+          <w:bCs/>
+          <w:sz w:val="20"/>
+          <w:szCs w:val="20"/>
+          <w:rFonts w:ascii="Times New Roman" w:cs="Times New Roman" w:eastAsia="Times New Roman" w:hAnsi="Times New Roman"/>
+        </w:rPr>
         <w:t xml:space="preserve">• Hands-On Introduction SQL</w:t>
       </w:r>
       <w:r>
@@ -1231,30 +1582,7 @@
           <w:szCs w:val="20"/>
           <w:rFonts w:ascii="Times New Roman" w:cs="Times New Roman" w:eastAsia="Times New Roman" w:hAnsi="Times New Roman"/>
         </w:rPr>
-        <w:t xml:space="preserve"> - LinkedIn Learning (Dec 2023)</w:t>
-      </w:r>
-    </w:p>
-    <w:p>
-      <w:pPr>
-        <w:spacing w:after="50"/>
-      </w:pPr>
-      <w:r>
-        <w:rPr>
-          <w:b/>
-          <w:bCs/>
-          <w:sz w:val="20"/>
-          <w:szCs w:val="20"/>
-          <w:rFonts w:ascii="Times New Roman" w:cs="Times New Roman" w:eastAsia="Times New Roman" w:hAnsi="Times New Roman"/>
-        </w:rPr>
-        <w:t xml:space="preserve">• NVivo 2018 Essential Training</w:t>
-      </w:r>
-      <w:r>
-        <w:rPr>
-          <w:sz w:val="20"/>
-          <w:szCs w:val="20"/>
-          <w:rFonts w:ascii="Times New Roman" w:cs="Times New Roman" w:eastAsia="Times New Roman" w:hAnsi="Times New Roman"/>
-        </w:rPr>
-        <w:t xml:space="preserve"> - LinkedIn Learning (Feb 2023)</w:t>
+        <w:t xml:space="preserve"> - LinkedIn Learning (Dec 2022)</w:t>
       </w:r>
     </w:p>
     <w:p>
@@ -1323,7 +1651,7 @@
           <w:szCs w:val="20"/>
           <w:rFonts w:ascii="Times New Roman" w:cs="Times New Roman" w:eastAsia="Times New Roman" w:hAnsi="Times New Roman"/>
         </w:rPr>
-        <w:t xml:space="preserve"> - Jobberman (Feb 2022)</w:t>
+        <w:t xml:space="preserve"> - Jobberman (Mar 2022)</w:t>
       </w:r>
     </w:p>
     <w:sectPr>

--- a/documents/Efe_Obukohwo_Resume.docx
+++ b/documents/Efe_Obukohwo_Resume.docx
@@ -529,7 +529,21 @@
           <w:szCs w:val="20"/>
           <w:rFonts w:ascii="Times New Roman" w:cs="Times New Roman" w:eastAsia="Times New Roman" w:hAnsi="Times New Roman"/>
         </w:rPr>
-        <w:t xml:space="preserve">• Led a departmental initiative to digitize lesson-plan creation and approval via the school website, increasing teacher collaboration and efficiency by 50%</w:t>
+        <w:t xml:space="preserve">• Led a departmental initiative to digitize lesson-plan creation and approval through the school website, replacing a fully manual, paper-based process</w:t>
+      </w:r>
+    </w:p>
+    <w:p>
+      <w:pPr>
+        <w:spacing w:after="50"/>
+        <w:ind w:left="360"/>
+      </w:pPr>
+      <w:r>
+        <w:rPr>
+          <w:sz w:val="20"/>
+          <w:szCs w:val="20"/>
+          <w:rFonts w:ascii="Times New Roman" w:cs="Times New Roman" w:eastAsia="Times New Roman" w:hAnsi="Times New Roman"/>
+        </w:rPr>
+        <w:t xml:space="preserve">• Streamlined lesson-plan review and approval turnaround for the department, increasing teacher collaboration and operational efficiency by 50%</w:t>
       </w:r>
     </w:p>
     <w:p>
@@ -661,21 +675,35 @@
           <w:szCs w:val="20"/>
           <w:rFonts w:ascii="Times New Roman" w:cs="Times New Roman" w:eastAsia="Times New Roman" w:hAnsi="Times New Roman"/>
         </w:rPr>
-        <w:t xml:space="preserve">Oghara, Delta State, Nigeria | Sep 2019 – Aug 2021 (Part-time)</w:t>
-      </w:r>
-    </w:p>
-    <w:p>
-      <w:pPr>
-        <w:spacing w:after="50"/>
-        <w:ind w:left="360"/>
-      </w:pPr>
-      <w:r>
-        <w:rPr>
-          <w:sz w:val="20"/>
-          <w:szCs w:val="20"/>
-          <w:rFonts w:ascii="Times New Roman" w:cs="Times New Roman" w:eastAsia="Times New Roman" w:hAnsi="Times New Roman"/>
-        </w:rPr>
-        <w:t xml:space="preserve">• Pioneered the school's transition from manual to digital result computation, improving accuracy and cutting processing time by 75%, while applying data-driven teaching strategies that lifted average student grades by 20%</w:t>
+        <w:t xml:space="preserve">Oghara, Delta State, Nigeria | Sep 2019 – Aug 2021 (Full-time)</w:t>
+      </w:r>
+    </w:p>
+    <w:p>
+      <w:pPr>
+        <w:spacing w:after="50"/>
+        <w:ind w:left="360"/>
+      </w:pPr>
+      <w:r>
+        <w:rPr>
+          <w:sz w:val="20"/>
+          <w:szCs w:val="20"/>
+          <w:rFonts w:ascii="Times New Roman" w:cs="Times New Roman" w:eastAsia="Times New Roman" w:hAnsi="Times New Roman"/>
+        </w:rPr>
+        <w:t xml:space="preserve">• Pioneered the school's transition from manual to digital result computation, improving grading accuracy and cutting processing time by 75%</w:t>
+      </w:r>
+    </w:p>
+    <w:p>
+      <w:pPr>
+        <w:spacing w:after="50"/>
+        <w:ind w:left="360"/>
+      </w:pPr>
+      <w:r>
+        <w:rPr>
+          <w:sz w:val="20"/>
+          <w:szCs w:val="20"/>
+          <w:rFonts w:ascii="Times New Roman" w:cs="Times New Roman" w:eastAsia="Times New Roman" w:hAnsi="Times New Roman"/>
+        </w:rPr>
+        <w:t xml:space="preserve">• Applied data-driven teaching strategies informed by student performance trends, lifting average student grades by 20%</w:t>
       </w:r>
     </w:p>
     <w:p>
@@ -807,7 +835,21 @@
           <w:szCs w:val="20"/>
           <w:rFonts w:ascii="Times New Roman" w:cs="Times New Roman" w:eastAsia="Times New Roman" w:hAnsi="Times New Roman"/>
         </w:rPr>
-        <w:t xml:space="preserve">• Designed a project-based computer science curriculum aligned with industry trends, driving a 30% increase in STEM extracurricular enrollment, and coached the school's coding team to a first-place regional competition win</w:t>
+        <w:t xml:space="preserve">• Designed and delivered a project-based computer science curriculum aligned with industry trends, driving a 30% increase in STEM extracurricular enrollment</w:t>
+      </w:r>
+    </w:p>
+    <w:p>
+      <w:pPr>
+        <w:spacing w:after="50"/>
+        <w:ind w:left="360"/>
+      </w:pPr>
+      <w:r>
+        <w:rPr>
+          <w:sz w:val="20"/>
+          <w:szCs w:val="20"/>
+          <w:rFonts w:ascii="Times New Roman" w:cs="Times New Roman" w:eastAsia="Times New Roman" w:hAnsi="Times New Roman"/>
+        </w:rPr>
+        <w:t xml:space="preserve">• Coached the school's coding team through a competitive programming curriculum, leading them to a first-place win at a regional competition</w:t>
       </w:r>
     </w:p>
     <w:p>

--- a/documents/Efe_Obukohwo_Resume.docx
+++ b/documents/Efe_Obukohwo_Resume.docx
@@ -515,7 +515,7 @@
           <w:szCs w:val="20"/>
           <w:rFonts w:ascii="Times New Roman" w:cs="Times New Roman" w:eastAsia="Times New Roman" w:hAnsi="Times New Roman"/>
         </w:rPr>
-        <w:t xml:space="preserve">Oghara, Delta State, Nigeria | Jan 2021 – Aug 2021 (Part-time)</w:t>
+        <w:t xml:space="preserve">Oghara, Delta State, Nigeria | Jan 2021 – Aug 2021 (Full-time)</w:t>
       </w:r>
     </w:p>
     <w:p>

--- a/documents/Efe_Obukohwo_Resume.docx
+++ b/documents/Efe_Obukohwo_Resume.docx
@@ -124,7 +124,7 @@
           <w:szCs w:val="20"/>
           <w:rFonts w:ascii="Times New Roman" w:cs="Times New Roman" w:eastAsia="Times New Roman" w:hAnsi="Times New Roman"/>
         </w:rPr>
-        <w:t xml:space="preserve">Python • JavaScript • TypeScript • Kotlin • HTML5 • CSS3 • SQL • Java • React • Zustand • Tailwind CSS • Bootstrap • Vite • Responsive Design • Flask • FastAPI • Node.js • Express.js • Ktor • RESTful APIs • JWT • Plaid API • Docker • Git • Kotlin Multiplatform • Compose Multiplatform • Capacitor (Android/iOS) • SQLDelight • Koin (DI) • Biometric Auth • Push Notifications (FCM/APNs) • Google Cloud Run • Cloud SQL • Secret Manager • AWS • GitHub Actions (CI/CD) • Firebase • Prometheus/Micrometer • Sentry • Scikit-learn • XGBoost • LightGBM • Random Forest • AutoML • OpenAI API • Gemini (Vertex AI) • Pandas • Tableau • Power BI • Excel • SPSS • Apache Spark • Apache Hive • PostgreSQL • MySQL • Oracle • SQLAlchemy • Sequelize • Drizzle ORM • Prisma • Airtable</w:t>
+        <w:t xml:space="preserve">Python • JavaScript • TypeScript • Kotlin • HTML5 • CSS3 • SQL • Java • React • Zustand • Tailwind CSS • Bootstrap • Vite • Responsive Design • Flask • FastAPI • Node.js • Express.js • Ktor • RESTful APIs • JWT • Plaid API • Docker • Git • Kotlin Multiplatform • Compose Multiplatform • Capacitor (Android/iOS) • SQLDelight • Koin (DI) • Biometric Auth • Push Notifications (FCM/APNs) • Google Cloud Run • Cloud SQL • Secret Manager • AWS • GitHub Actions (CI/CD) • Firebase • Prometheus/Micrometer • Sentry • Scikit-learn • XGBoost • LightGBM • Random Forest • AutoML • OpenAI API • Gemini (Vertex AI) • Pandas • Tableau • Power BI • Excel • SPSS • Apache Spark • Apache Hive • PostgreSQL • MySQL • Oracle • SQLAlchemy • Sequelize • Drizzle ORM • Prisma • Airtable • Curriculum Design • Classroom Instruction • Data-Driven Instruction • Lesson-Plan Digitization • Student Coaching &amp; Mentorship • Instructional Technology</w:t>
       </w:r>
     </w:p>
     <w:p>

--- a/documents/Efe_Obukohwo_Resume.docx
+++ b/documents/Efe_Obukohwo_Resume.docx
@@ -426,7 +426,7 @@
           <w:szCs w:val="22"/>
           <w:rFonts w:ascii="Times New Roman" w:cs="Times New Roman" w:eastAsia="Times New Roman" w:hAnsi="Times New Roman"/>
         </w:rPr>
-        <w:t xml:space="preserve">Research Analyst</w:t>
+        <w:t xml:space="preserve">Research Analyst Intern</w:t>
       </w:r>
       <w:r>
         <w:rPr>

--- a/documents/Efe_Obukohwo_Resume.docx
+++ b/documents/Efe_Obukohwo_Resume.docx
@@ -223,21 +223,21 @@
           <w:szCs w:val="20"/>
           <w:rFonts w:ascii="Times New Roman" w:cs="Times New Roman" w:eastAsia="Times New Roman" w:hAnsi="Times New Roman"/>
         </w:rPr>
-        <w:t xml:space="preserve">• Implemented a 5-tier API security system with ML-powered XSS/CSRF detection and behavioral analysis, achieving a 100% attack-prevention rate in testing</w:t>
-      </w:r>
-    </w:p>
-    <w:p>
-      <w:pPr>
-        <w:spacing w:after="50"/>
-        <w:ind w:left="360"/>
-      </w:pPr>
-      <w:r>
-        <w:rPr>
-          <w:sz w:val="20"/>
-          <w:szCs w:val="20"/>
-          <w:rFonts w:ascii="Times New Roman" w:cs="Times New Roman" w:eastAsia="Times New Roman" w:hAnsi="Times New Roman"/>
-        </w:rPr>
-        <w:t xml:space="preserve">• Deployed a Dockerized CI/CD pipeline achieving 99.9% uptime, &lt;400ms API response times, and 85% test coverage while leading a team of 5 developers</w:t>
+        <w:t xml:space="preserve">• Implemented a 5-tier API security system with ML-powered XSS/CSRF detection and behavioral analysis, achieving a 100% attack-prevention rate in internal penetration testing</w:t>
+      </w:r>
+    </w:p>
+    <w:p>
+      <w:pPr>
+        <w:spacing w:after="50"/>
+        <w:ind w:left="360"/>
+      </w:pPr>
+      <w:r>
+        <w:rPr>
+          <w:sz w:val="20"/>
+          <w:szCs w:val="20"/>
+          <w:rFonts w:ascii="Times New Roman" w:cs="Times New Roman" w:eastAsia="Times New Roman" w:hAnsi="Times New Roman"/>
+        </w:rPr>
+        <w:t xml:space="preserve">• Deployed a Dockerized CI/CD pipeline achieving 99.9% staging uptime, &lt;400ms API response times, and 85% test coverage while leading a team of 5 developers</w:t>
       </w:r>
     </w:p>
     <w:p>
@@ -755,7 +755,7 @@
           <w:szCs w:val="20"/>
           <w:rFonts w:ascii="Times New Roman" w:cs="Times New Roman" w:eastAsia="Times New Roman" w:hAnsi="Times New Roman"/>
         </w:rPr>
-        <w:t xml:space="preserve">• Led the installation and configuration of 40 workstations, ensuring optimal performance and 100% user satisfaction</w:t>
+        <w:t xml:space="preserve">• Led the installation and configuration of 40 workstations, ensuring optimal performance with zero reported issues post-installation</w:t>
       </w:r>
     </w:p>
     <w:p>
@@ -1328,146 +1328,6 @@
           <w:rFonts w:ascii="Times New Roman" w:cs="Times New Roman" w:eastAsia="Times New Roman" w:hAnsi="Times New Roman"/>
         </w:rPr>
         <w:t xml:space="preserve">  Technologies: Flask, PostgreSQL, Google Cloud Run, Vertex AI (Gemini), Cloud SQL, Plotly.js, Bootstrap, Python</w:t>
-      </w:r>
-    </w:p>
-    <w:p>
-      <w:pPr>
-        <w:spacing w:before="150"/>
-      </w:pPr>
-      <w:r>
-        <w:rPr>
-          <w:b/>
-          <w:bCs/>
-          <w:sz w:val="22"/>
-          <w:szCs w:val="22"/>
-          <w:rFonts w:ascii="Times New Roman" w:cs="Times New Roman" w:eastAsia="Times New Roman" w:hAnsi="Times New Roman"/>
-        </w:rPr>
-        <w:t xml:space="preserve">VwaTek Apply</w:t>
-      </w:r>
-      <w:r>
-        <w:rPr>
-          <w:i/>
-          <w:iCs/>
-          <w:sz w:val="20"/>
-          <w:szCs w:val="20"/>
-          <w:rFonts w:ascii="Times New Roman" w:cs="Times New Roman" w:eastAsia="Times New Roman" w:hAnsi="Times New Roman"/>
-        </w:rPr>
-        <w:t xml:space="preserve"> (Nov 2024 – Present)</w:t>
-      </w:r>
-    </w:p>
-    <w:p>
-      <w:pPr>
-        <w:spacing w:after="50"/>
-        <w:ind w:left="360"/>
-      </w:pPr>
-      <w:r>
-        <w:rPr>
-          <w:sz w:val="20"/>
-          <w:szCs w:val="20"/>
-          <w:rFonts w:ascii="Times New Roman" w:cs="Times New Roman" w:eastAsia="Times New Roman" w:hAnsi="Times New Roman"/>
-        </w:rPr>
-        <w:t xml:space="preserve">• Architected a Kotlin Multiplatform AI career suite (iOS, Android, Web) from one codebase with Koin DI, offline-first sync with conflict resolution, and Prometheus/Sentry observability, powered by Gemini 2.0 Flash</w:t>
-      </w:r>
-    </w:p>
-    <w:p>
-      <w:pPr>
-        <w:spacing w:after="50"/>
-        <w:ind w:left="360"/>
-      </w:pPr>
-      <w:r>
-        <w:rPr>
-          <w:color w:val="0066CC"/>
-          <w:sz w:val="18"/>
-          <w:szCs w:val="18"/>
-          <w:rFonts w:ascii="Times New Roman" w:cs="Times New Roman" w:eastAsia="Times New Roman" w:hAnsi="Times New Roman"/>
-        </w:rPr>
-        <w:t xml:space="preserve">  Live: https://vwatek-apply-production.up.railway.app | GitHub: https://github.com/EfeObus/VwaTek-Apply</w:t>
-      </w:r>
-    </w:p>
-    <w:p>
-      <w:pPr>
-        <w:spacing w:after="100"/>
-        <w:ind w:left="360"/>
-      </w:pPr>
-      <w:r>
-        <w:rPr>
-          <w:i/>
-          <w:iCs/>
-          <w:sz w:val="18"/>
-          <w:szCs w:val="18"/>
-          <w:rFonts w:ascii="Times New Roman" w:cs="Times New Roman" w:eastAsia="Times New Roman" w:hAnsi="Times New Roman"/>
-        </w:rPr>
-        <w:t xml:space="preserve">  Technologies: Kotlin Multiplatform, Compose Multiplatform, Gemini 2.0 Flash, Ktor, Koin, PostgreSQL, SQLDelight, Firebase, Sentry, Stripe, Railway</w:t>
-      </w:r>
-    </w:p>
-    <w:p>
-      <w:pPr>
-        <w:spacing w:before="150"/>
-      </w:pPr>
-      <w:r>
-        <w:rPr>
-          <w:b/>
-          <w:bCs/>
-          <w:sz w:val="22"/>
-          <w:szCs w:val="22"/>
-          <w:rFonts w:ascii="Times New Roman" w:cs="Times New Roman" w:eastAsia="Times New Roman" w:hAnsi="Times New Roman"/>
-        </w:rPr>
-        <w:t xml:space="preserve">JTOV Network</w:t>
-      </w:r>
-      <w:r>
-        <w:rPr>
-          <w:i/>
-          <w:iCs/>
-          <w:sz w:val="20"/>
-          <w:szCs w:val="20"/>
-          <w:rFonts w:ascii="Times New Roman" w:cs="Times New Roman" w:eastAsia="Times New Roman" w:hAnsi="Times New Roman"/>
-        </w:rPr>
-        <w:t xml:space="preserve"> (Jan 2024 – Present)</w:t>
-      </w:r>
-    </w:p>
-    <w:p>
-      <w:pPr>
-        <w:spacing w:after="50"/>
-        <w:ind w:left="360"/>
-      </w:pPr>
-      <w:r>
-        <w:rPr>
-          <w:sz w:val="20"/>
-          <w:szCs w:val="20"/>
-          <w:rFonts w:ascii="Times New Roman" w:cs="Times New Roman" w:eastAsia="Times New Roman" w:hAnsi="Times New Roman"/>
-        </w:rPr>
-        <w:t xml:space="preserve">• Engineered an AI-powered mentorship platform with intelligent matching, WebRTC video calling, and gamification, plus a full video-learning system with course management and progress tracking</w:t>
-      </w:r>
-    </w:p>
-    <w:p>
-      <w:pPr>
-        <w:spacing w:after="50"/>
-        <w:ind w:left="360"/>
-      </w:pPr>
-      <w:r>
-        <w:rPr>
-          <w:color w:val="0066CC"/>
-          <w:sz w:val="18"/>
-          <w:szCs w:val="18"/>
-          <w:rFonts w:ascii="Times New Roman" w:cs="Times New Roman" w:eastAsia="Times New Roman" w:hAnsi="Times New Roman"/>
-        </w:rPr>
-        <w:t xml:space="preserve">  GitHub: https://github.com/EfeObus/JTOV-Network</w:t>
-      </w:r>
-    </w:p>
-    <w:p>
-      <w:pPr>
-        <w:spacing w:after="100"/>
-        <w:ind w:left="360"/>
-      </w:pPr>
-      <w:r>
-        <w:rPr>
-          <w:i/>
-          <w:iCs/>
-          <w:sz w:val="18"/>
-          <w:szCs w:val="18"/>
-          <w:rFonts w:ascii="Times New Roman" w:cs="Times New Roman" w:eastAsia="Times New Roman" w:hAnsi="Times New Roman"/>
-        </w:rPr>
-        <w:t xml:space="preserve">  Technologies: React, TypeScript, Node.js, Express.js, PostgreSQL, Drizzle ORM, WebSockets, WebRTC, OpenAI API, TailwindCSS, Framer Motion</w:t>
       </w:r>
     </w:p>
     <w:p>

--- a/documents/Efe_Obukohwo_Resume.docx
+++ b/documents/Efe_Obukohwo_Resume.docx
@@ -13,6 +13,7 @@
           <w:bCs/>
           <w:sz w:val="36"/>
           <w:szCs w:val="36"/>
+          <w:caps/>
           <w:rFonts w:ascii="Times New Roman" w:cs="Times New Roman" w:eastAsia="Times New Roman" w:hAnsi="Times New Roman"/>
         </w:rPr>
         <w:t xml:space="preserve">Efe Obukohwo</w:t>
@@ -39,11 +40,57 @@
       </w:pPr>
       <w:r>
         <w:rPr>
-          <w:sz w:val="20"/>
-          <w:szCs w:val="20"/>
-          <w:rFonts w:ascii="Times New Roman" w:cs="Times New Roman" w:eastAsia="Times New Roman" w:hAnsi="Times New Roman"/>
-        </w:rPr>
-        <w:t xml:space="preserve">North York, Toronto, ON, Canada | +1 (905) 781-9825 | efe.obukohwo@outlook.com</w:t>
+          <w:b/>
+          <w:bCs/>
+          <w:sz w:val="20"/>
+          <w:szCs w:val="20"/>
+          <w:rFonts w:ascii="Times New Roman" w:cs="Times New Roman" w:eastAsia="Times New Roman" w:hAnsi="Times New Roman"/>
+        </w:rPr>
+        <w:t xml:space="preserve">Email: </w:t>
+      </w:r>
+      <w:r>
+        <w:rPr>
+          <w:sz w:val="20"/>
+          <w:szCs w:val="20"/>
+          <w:rFonts w:ascii="Times New Roman" w:cs="Times New Roman" w:eastAsia="Times New Roman" w:hAnsi="Times New Roman"/>
+        </w:rPr>
+        <w:t xml:space="preserve">efe.obukohwo@outlook.com    </w:t>
+      </w:r>
+      <w:r>
+        <w:rPr>
+          <w:b/>
+          <w:bCs/>
+          <w:sz w:val="20"/>
+          <w:szCs w:val="20"/>
+          <w:rFonts w:ascii="Times New Roman" w:cs="Times New Roman" w:eastAsia="Times New Roman" w:hAnsi="Times New Roman"/>
+        </w:rPr>
+        <w:t xml:space="preserve">Phone: </w:t>
+      </w:r>
+      <w:r>
+        <w:rPr>
+          <w:sz w:val="20"/>
+          <w:szCs w:val="20"/>
+          <w:rFonts w:ascii="Times New Roman" w:cs="Times New Roman" w:eastAsia="Times New Roman" w:hAnsi="Times New Roman"/>
+        </w:rPr>
+        <w:t xml:space="preserve">+1 (905) 781-9825    </w:t>
+      </w:r>
+      <w:r>
+        <w:rPr>
+          <w:b/>
+          <w:bCs/>
+          <w:sz w:val="20"/>
+          <w:szCs w:val="20"/>
+          <w:rFonts w:ascii="Times New Roman" w:cs="Times New Roman" w:eastAsia="Times New Roman" w:hAnsi="Times New Roman"/>
+        </w:rPr>
+        <w:t xml:space="preserve">Address: </w:t>
+      </w:r>
+      <w:r>
+        <w:rPr>
+          <w:sz w:val="20"/>
+          <w:szCs w:val="20"/>
+          <w:rFonts w:ascii="Times New Roman" w:cs="Times New Roman" w:eastAsia="Times New Roman" w:hAnsi="Times New Roman"/>
+        </w:rPr>
+        <w:t xml:space="preserve">North York, Toronto, ON, Canada</w:t>
       </w:r>
     </w:p>
     <w:p>
@@ -148,7 +195,10 @@
     </w:p>
     <w:p>
       <w:pPr>
-        <w:spacing w:before="150"/>
+        <w:tabs>
+          <w:tab w:val="right" w:pos="10800"/>
+        </w:tabs>
+        <w:spacing w:before="150" w:after="20"/>
       </w:pPr>
       <w:r>
         <w:rPr>
@@ -160,19 +210,107 @@
         </w:rPr>
         <w:t xml:space="preserve">Full Stack Developer Intern</w:t>
       </w:r>
-      <w:r>
-        <w:rPr>
+      <w:tab/>
+      <w:r>
+        <w:rPr>
+          <w:i/>
+          <w:iCs/>
+          <w:sz w:val="20"/>
+          <w:szCs w:val="20"/>
+          <w:rFonts w:ascii="Times New Roman" w:cs="Times New Roman" w:eastAsia="Times New Roman" w:hAnsi="Times New Roman"/>
+        </w:rPr>
+        <w:t xml:space="preserve">May 2025 – August 2025</w:t>
+      </w:r>
+    </w:p>
+    <w:p>
+      <w:pPr>
+        <w:spacing w:after="100"/>
+      </w:pPr>
+      <w:r>
+        <w:rPr>
+          <w:b/>
+          <w:bCs/>
+          <w:sz w:val="20"/>
+          <w:szCs w:val="20"/>
+          <w:rFonts w:ascii="Times New Roman" w:cs="Times New Roman" w:eastAsia="Times New Roman" w:hAnsi="Times New Roman"/>
+        </w:rPr>
+        <w:t xml:space="preserve">Zodiac Tech Toronto — Toronto, ON</w:t>
+      </w:r>
+    </w:p>
+    <w:p>
+      <w:pPr>
+        <w:spacing w:after="50"/>
+        <w:ind w:left="360"/>
+      </w:pPr>
+      <w:r>
+        <w:rPr>
+          <w:sz w:val="20"/>
+          <w:szCs w:val="20"/>
+          <w:rFonts w:ascii="Times New Roman" w:cs="Times New Roman" w:eastAsia="Times New Roman" w:hAnsi="Times New Roman"/>
+        </w:rPr>
+        <w:t xml:space="preserve">• Architected an AI-powered real estate analytics platform processing 49,551+ Canadian properties, achieving 88.3% ML prediction accuracy with an ensemble of XGBoost, LightGBM, and Random Forest</w:t>
+      </w:r>
+    </w:p>
+    <w:p>
+      <w:pPr>
+        <w:spacing w:after="50"/>
+        <w:ind w:left="360"/>
+      </w:pPr>
+      <w:r>
+        <w:rPr>
+          <w:sz w:val="20"/>
+          <w:szCs w:val="20"/>
+          <w:rFonts w:ascii="Times New Roman" w:cs="Times New Roman" w:eastAsia="Times New Roman" w:hAnsi="Times New Roman"/>
+        </w:rPr>
+        <w:t xml:space="preserve">• Led full-stack development of a production Flask application with MySQL and a 20+ endpoint REST API, shipping interactive property mapping and investment analytics</w:t>
+      </w:r>
+    </w:p>
+    <w:p>
+      <w:pPr>
+        <w:spacing w:after="50"/>
+        <w:ind w:left="360"/>
+      </w:pPr>
+      <w:r>
+        <w:rPr>
+          <w:sz w:val="20"/>
+          <w:szCs w:val="20"/>
+          <w:rFonts w:ascii="Times New Roman" w:cs="Times New Roman" w:eastAsia="Times New Roman" w:hAnsi="Times New Roman"/>
+        </w:rPr>
+        <w:t xml:space="preserve">• Implemented a 5-tier API security system with ML-powered XSS/CSRF detection and behavioral analysis, achieving a 100% attack-prevention rate in internal penetration testing</w:t>
+      </w:r>
+    </w:p>
+    <w:p>
+      <w:pPr>
+        <w:spacing w:after="50"/>
+        <w:ind w:left="360"/>
+      </w:pPr>
+      <w:r>
+        <w:rPr>
+          <w:sz w:val="20"/>
+          <w:szCs w:val="20"/>
+          <w:rFonts w:ascii="Times New Roman" w:cs="Times New Roman" w:eastAsia="Times New Roman" w:hAnsi="Times New Roman"/>
+        </w:rPr>
+        <w:t xml:space="preserve">• Deployed a Dockerized CI/CD pipeline achieving 99.9% staging uptime, &lt;400ms API response times, and 85% test coverage while leading a team of 5 developers</w:t>
+      </w:r>
+    </w:p>
+    <w:p>
+      <w:pPr>
+        <w:tabs>
+          <w:tab w:val="right" w:pos="10800"/>
+        </w:tabs>
+        <w:spacing w:before="150" w:after="20"/>
+      </w:pPr>
+      <w:r>
+        <w:rPr>
+          <w:b/>
+          <w:bCs/>
           <w:sz w:val="22"/>
           <w:szCs w:val="22"/>
           <w:rFonts w:ascii="Times New Roman" w:cs="Times New Roman" w:eastAsia="Times New Roman" w:hAnsi="Times New Roman"/>
         </w:rPr>
-        <w:t xml:space="preserve"> | Zodiac Tech Toronto</w:t>
-      </w:r>
-    </w:p>
-    <w:p>
-      <w:pPr>
-        <w:spacing w:after="100"/>
-      </w:pPr>
+        <w:t xml:space="preserve">Customer Service Representative</w:t>
+      </w:r>
+      <w:tab/>
       <w:r>
         <w:rPr>
           <w:i/>
@@ -181,68 +319,72 @@
           <w:szCs w:val="20"/>
           <w:rFonts w:ascii="Times New Roman" w:cs="Times New Roman" w:eastAsia="Times New Roman" w:hAnsi="Times New Roman"/>
         </w:rPr>
-        <w:t xml:space="preserve">Toronto, ON | May 2025 – August 2025</w:t>
-      </w:r>
-    </w:p>
-    <w:p>
-      <w:pPr>
-        <w:spacing w:after="50"/>
-        <w:ind w:left="360"/>
-      </w:pPr>
-      <w:r>
-        <w:rPr>
-          <w:sz w:val="20"/>
-          <w:szCs w:val="20"/>
-          <w:rFonts w:ascii="Times New Roman" w:cs="Times New Roman" w:eastAsia="Times New Roman" w:hAnsi="Times New Roman"/>
-        </w:rPr>
-        <w:t xml:space="preserve">• Architected an AI-powered real estate analytics platform processing 49,551+ Canadian properties, achieving 88.3% ML prediction accuracy with an ensemble of XGBoost, LightGBM, and Random Forest</w:t>
-      </w:r>
-    </w:p>
-    <w:p>
-      <w:pPr>
-        <w:spacing w:after="50"/>
-        <w:ind w:left="360"/>
-      </w:pPr>
-      <w:r>
-        <w:rPr>
-          <w:sz w:val="20"/>
-          <w:szCs w:val="20"/>
-          <w:rFonts w:ascii="Times New Roman" w:cs="Times New Roman" w:eastAsia="Times New Roman" w:hAnsi="Times New Roman"/>
-        </w:rPr>
-        <w:t xml:space="preserve">• Led full-stack development of a production Flask application with MySQL and a 20+ endpoint REST API, shipping interactive property mapping and investment analytics</w:t>
-      </w:r>
-    </w:p>
-    <w:p>
-      <w:pPr>
-        <w:spacing w:after="50"/>
-        <w:ind w:left="360"/>
-      </w:pPr>
-      <w:r>
-        <w:rPr>
-          <w:sz w:val="20"/>
-          <w:szCs w:val="20"/>
-          <w:rFonts w:ascii="Times New Roman" w:cs="Times New Roman" w:eastAsia="Times New Roman" w:hAnsi="Times New Roman"/>
-        </w:rPr>
-        <w:t xml:space="preserve">• Implemented a 5-tier API security system with ML-powered XSS/CSRF detection and behavioral analysis, achieving a 100% attack-prevention rate in internal penetration testing</w:t>
-      </w:r>
-    </w:p>
-    <w:p>
-      <w:pPr>
-        <w:spacing w:after="50"/>
-        <w:ind w:left="360"/>
-      </w:pPr>
-      <w:r>
-        <w:rPr>
-          <w:sz w:val="20"/>
-          <w:szCs w:val="20"/>
-          <w:rFonts w:ascii="Times New Roman" w:cs="Times New Roman" w:eastAsia="Times New Roman" w:hAnsi="Times New Roman"/>
-        </w:rPr>
-        <w:t xml:space="preserve">• Deployed a Dockerized CI/CD pipeline achieving 99.9% staging uptime, &lt;400ms API response times, and 85% test coverage while leading a team of 5 developers</w:t>
-      </w:r>
-    </w:p>
-    <w:p>
-      <w:pPr>
-        <w:spacing w:before="150"/>
+        <w:t xml:space="preserve">Aug 2024 – May 2025</w:t>
+      </w:r>
+    </w:p>
+    <w:p>
+      <w:pPr>
+        <w:spacing w:after="100"/>
+      </w:pPr>
+      <w:r>
+        <w:rPr>
+          <w:b/>
+          <w:bCs/>
+          <w:sz w:val="20"/>
+          <w:szCs w:val="20"/>
+          <w:rFonts w:ascii="Times New Roman" w:cs="Times New Roman" w:eastAsia="Times New Roman" w:hAnsi="Times New Roman"/>
+        </w:rPr>
+        <w:t xml:space="preserve">IGNITE Student Life, Humber College — Toronto, ON</w:t>
+      </w:r>
+    </w:p>
+    <w:p>
+      <w:pPr>
+        <w:spacing w:after="50"/>
+        <w:ind w:left="360"/>
+      </w:pPr>
+      <w:r>
+        <w:rPr>
+          <w:sz w:val="20"/>
+          <w:szCs w:val="20"/>
+          <w:rFonts w:ascii="Times New Roman" w:cs="Times New Roman" w:eastAsia="Times New Roman" w:hAnsi="Times New Roman"/>
+        </w:rPr>
+        <w:t xml:space="preserve">• Automated a manual student registration and check-in workflow for the IGNITE Sleep Lounge, eliminating manual processing for 20,000+ students and cutting processing time by 90%</w:t>
+      </w:r>
+    </w:p>
+    <w:p>
+      <w:pPr>
+        <w:spacing w:after="50"/>
+        <w:ind w:left="360"/>
+      </w:pPr>
+      <w:r>
+        <w:rPr>
+          <w:sz w:val="20"/>
+          <w:szCs w:val="20"/>
+          <w:rFonts w:ascii="Times New Roman" w:cs="Times New Roman" w:eastAsia="Times New Roman" w:hAnsi="Times New Roman"/>
+        </w:rPr>
+        <w:t xml:space="preserve">• Led root-cause analysis on the insurance opt-in process, redesigning the workflow to cut processing time by 15%</w:t>
+      </w:r>
+    </w:p>
+    <w:p>
+      <w:pPr>
+        <w:spacing w:after="50"/>
+        <w:ind w:left="360"/>
+      </w:pPr>
+      <w:r>
+        <w:rPr>
+          <w:sz w:val="20"/>
+          <w:szCs w:val="20"/>
+          <w:rFonts w:ascii="Times New Roman" w:cs="Times New Roman" w:eastAsia="Times New Roman" w:hAnsi="Times New Roman"/>
+        </w:rPr>
+        <w:t xml:space="preserve">• Resolved billing issues and account discrepancies across a high volume of inbound student inquiries via phone, email, and live chat</w:t>
+      </w:r>
+    </w:p>
+    <w:p>
+      <w:pPr>
+        <w:tabs>
+          <w:tab w:val="right" w:pos="10800"/>
+        </w:tabs>
+        <w:spacing w:before="150" w:after="20"/>
       </w:pPr>
       <w:r>
         <w:rPr>
@@ -252,21 +394,109 @@
           <w:szCs w:val="22"/>
           <w:rFonts w:ascii="Times New Roman" w:cs="Times New Roman" w:eastAsia="Times New Roman" w:hAnsi="Times New Roman"/>
         </w:rPr>
-        <w:t xml:space="preserve">Customer Service Representative</w:t>
-      </w:r>
-      <w:r>
-        <w:rPr>
+        <w:t xml:space="preserve">Database Consultant</w:t>
+      </w:r>
+      <w:tab/>
+      <w:r>
+        <w:rPr>
+          <w:i/>
+          <w:iCs/>
+          <w:sz w:val="20"/>
+          <w:szCs w:val="20"/>
+          <w:rFonts w:ascii="Times New Roman" w:cs="Times New Roman" w:eastAsia="Times New Roman" w:hAnsi="Times New Roman"/>
+        </w:rPr>
+        <w:t xml:space="preserve">May 2023 – Dec 2025</w:t>
+      </w:r>
+    </w:p>
+    <w:p>
+      <w:pPr>
+        <w:spacing w:after="100"/>
+      </w:pPr>
+      <w:r>
+        <w:rPr>
+          <w:b/>
+          <w:bCs/>
+          <w:sz w:val="20"/>
+          <w:szCs w:val="20"/>
+          <w:rFonts w:ascii="Times New Roman" w:cs="Times New Roman" w:eastAsia="Times New Roman" w:hAnsi="Times New Roman"/>
+        </w:rPr>
+        <w:t xml:space="preserve">Humanitarian Outcomes — Remote</w:t>
+      </w:r>
+    </w:p>
+    <w:p>
+      <w:pPr>
+        <w:spacing w:after="50"/>
+        <w:ind w:left="360"/>
+      </w:pPr>
+      <w:r>
+        <w:rPr>
+          <w:sz w:val="20"/>
+          <w:szCs w:val="20"/>
+          <w:rFonts w:ascii="Times New Roman" w:cs="Times New Roman" w:eastAsia="Times New Roman" w:hAnsi="Times New Roman"/>
+        </w:rPr>
+        <w:t xml:space="preserve">• Resolved data-integrity issues across the GDHO Airtable and database while designing optimized schemas with the team lead, driving a 25% increase in operational efficiency</w:t>
+      </w:r>
+    </w:p>
+    <w:p>
+      <w:pPr>
+        <w:spacing w:after="50"/>
+        <w:ind w:left="360"/>
+      </w:pPr>
+      <w:r>
+        <w:rPr>
+          <w:sz w:val="20"/>
+          <w:szCs w:val="20"/>
+          <w:rFonts w:ascii="Times New Roman" w:cs="Times New Roman" w:eastAsia="Times New Roman" w:hAnsi="Times New Roman"/>
+        </w:rPr>
+        <w:t xml:space="preserve">• Conducted trend analysis using SPSS and SQL, then visualized findings in Tableau and Power BI to drive data-informed decisions for humanitarian stakeholders worldwide</w:t>
+      </w:r>
+    </w:p>
+    <w:p>
+      <w:pPr>
+        <w:spacing w:after="50"/>
+        <w:ind w:left="360"/>
+      </w:pPr>
+      <w:r>
+        <w:rPr>
+          <w:sz w:val="20"/>
+          <w:szCs w:val="20"/>
+          <w:rFonts w:ascii="Times New Roman" w:cs="Times New Roman" w:eastAsia="Times New Roman" w:hAnsi="Times New Roman"/>
+        </w:rPr>
+        <w:t xml:space="preserve">• Built and segmented 1,200+ partner and audience lists using Airtable and SQL, increasing campaign engagement by 30%</w:t>
+      </w:r>
+    </w:p>
+    <w:p>
+      <w:pPr>
+        <w:spacing w:after="50"/>
+        <w:ind w:left="360"/>
+      </w:pPr>
+      <w:r>
+        <w:rPr>
+          <w:sz w:val="20"/>
+          <w:szCs w:val="20"/>
+          <w:rFonts w:ascii="Times New Roman" w:cs="Times New Roman" w:eastAsia="Times New Roman" w:hAnsi="Times New Roman"/>
+        </w:rPr>
+        <w:t xml:space="preserve">• Qualified 350+ leads from events and surveys using structured frameworks, converting 120 into high-priority partnership opportunities</w:t>
+      </w:r>
+    </w:p>
+    <w:p>
+      <w:pPr>
+        <w:tabs>
+          <w:tab w:val="right" w:pos="10800"/>
+        </w:tabs>
+        <w:spacing w:before="150" w:after="20"/>
+      </w:pPr>
+      <w:r>
+        <w:rPr>
+          <w:b/>
+          <w:bCs/>
           <w:sz w:val="22"/>
           <w:szCs w:val="22"/>
           <w:rFonts w:ascii="Times New Roman" w:cs="Times New Roman" w:eastAsia="Times New Roman" w:hAnsi="Times New Roman"/>
         </w:rPr>
-        <w:t xml:space="preserve"> | IGNITE Student Life, Humber College</w:t>
-      </w:r>
-    </w:p>
-    <w:p>
-      <w:pPr>
-        <w:spacing w:after="100"/>
-      </w:pPr>
+        <w:t xml:space="preserve">Research Analyst Intern</w:t>
+      </w:r>
+      <w:tab/>
       <w:r>
         <w:rPr>
           <w:i/>
@@ -275,54 +505,58 @@
           <w:szCs w:val="20"/>
           <w:rFonts w:ascii="Times New Roman" w:cs="Times New Roman" w:eastAsia="Times New Roman" w:hAnsi="Times New Roman"/>
         </w:rPr>
-        <w:t xml:space="preserve">Toronto, ON | Aug 2024 – May 2025</w:t>
-      </w:r>
-    </w:p>
-    <w:p>
-      <w:pPr>
-        <w:spacing w:after="50"/>
-        <w:ind w:left="360"/>
-      </w:pPr>
-      <w:r>
-        <w:rPr>
-          <w:sz w:val="20"/>
-          <w:szCs w:val="20"/>
-          <w:rFonts w:ascii="Times New Roman" w:cs="Times New Roman" w:eastAsia="Times New Roman" w:hAnsi="Times New Roman"/>
-        </w:rPr>
-        <w:t xml:space="preserve">• Automated a manual student registration and check-in workflow for the IGNITE Sleep Lounge, eliminating manual processing for 20,000+ students and cutting processing time by 90%</w:t>
-      </w:r>
-    </w:p>
-    <w:p>
-      <w:pPr>
-        <w:spacing w:after="50"/>
-        <w:ind w:left="360"/>
-      </w:pPr>
-      <w:r>
-        <w:rPr>
-          <w:sz w:val="20"/>
-          <w:szCs w:val="20"/>
-          <w:rFonts w:ascii="Times New Roman" w:cs="Times New Roman" w:eastAsia="Times New Roman" w:hAnsi="Times New Roman"/>
-        </w:rPr>
-        <w:t xml:space="preserve">• Led root-cause analysis on the insurance opt-in process, redesigning the workflow to cut processing time by 15%</w:t>
-      </w:r>
-    </w:p>
-    <w:p>
-      <w:pPr>
-        <w:spacing w:after="50"/>
-        <w:ind w:left="360"/>
-      </w:pPr>
-      <w:r>
-        <w:rPr>
-          <w:sz w:val="20"/>
-          <w:szCs w:val="20"/>
-          <w:rFonts w:ascii="Times New Roman" w:cs="Times New Roman" w:eastAsia="Times New Roman" w:hAnsi="Times New Roman"/>
-        </w:rPr>
-        <w:t xml:space="preserve">• Resolved billing issues and account discrepancies across a high volume of inbound student inquiries via phone, email, and live chat</w:t>
-      </w:r>
-    </w:p>
-    <w:p>
-      <w:pPr>
-        <w:spacing w:before="150"/>
+        <w:t xml:space="preserve">May 2023 – Aug 2023 (Concurrent)</w:t>
+      </w:r>
+    </w:p>
+    <w:p>
+      <w:pPr>
+        <w:spacing w:after="100"/>
+      </w:pPr>
+      <w:r>
+        <w:rPr>
+          <w:b/>
+          <w:bCs/>
+          <w:sz w:val="20"/>
+          <w:szCs w:val="20"/>
+          <w:rFonts w:ascii="Times New Roman" w:cs="Times New Roman" w:eastAsia="Times New Roman" w:hAnsi="Times New Roman"/>
+        </w:rPr>
+        <w:t xml:space="preserve">Flip Foundation, Inc. — Canada</w:t>
+      </w:r>
+    </w:p>
+    <w:p>
+      <w:pPr>
+        <w:spacing w:after="50"/>
+        <w:ind w:left="360"/>
+      </w:pPr>
+      <w:r>
+        <w:rPr>
+          <w:sz w:val="20"/>
+          <w:szCs w:val="20"/>
+          <w:rFonts w:ascii="Times New Roman" w:cs="Times New Roman" w:eastAsia="Times New Roman" w:hAnsi="Times New Roman"/>
+        </w:rPr>
+        <w:t xml:space="preserve">• Conducted quantitative and qualitative analysis on leadership barriers among LGBTQ+ and BIPOC youth using SPSS, SQL, and Excel, then visualized findings in Power BI and Infogram for stakeholder presentations</w:t>
+      </w:r>
+    </w:p>
+    <w:p>
+      <w:pPr>
+        <w:spacing w:after="50"/>
+        <w:ind w:left="360"/>
+      </w:pPr>
+      <w:r>
+        <w:rPr>
+          <w:sz w:val="20"/>
+          <w:szCs w:val="20"/>
+          <w:rFonts w:ascii="Times New Roman" w:cs="Times New Roman" w:eastAsia="Times New Roman" w:hAnsi="Times New Roman"/>
+        </w:rPr>
+        <w:t xml:space="preserve">• Authored research reports synthesizing key trends and statistical findings, presenting outcomes directly to stakeholders to guide data-driven program decisions</w:t>
+      </w:r>
+    </w:p>
+    <w:p>
+      <w:pPr>
+        <w:tabs>
+          <w:tab w:val="right" w:pos="10800"/>
+        </w:tabs>
+        <w:spacing w:before="150" w:after="20"/>
       </w:pPr>
       <w:r>
         <w:rPr>
@@ -332,21 +566,81 @@
           <w:szCs w:val="22"/>
           <w:rFonts w:ascii="Times New Roman" w:cs="Times New Roman" w:eastAsia="Times New Roman" w:hAnsi="Times New Roman"/>
         </w:rPr>
-        <w:t xml:space="preserve">Database Consultant</w:t>
-      </w:r>
-      <w:r>
-        <w:rPr>
+        <w:t xml:space="preserve">IT Department Lead</w:t>
+      </w:r>
+      <w:tab/>
+      <w:r>
+        <w:rPr>
+          <w:i/>
+          <w:iCs/>
+          <w:sz w:val="20"/>
+          <w:szCs w:val="20"/>
+          <w:rFonts w:ascii="Times New Roman" w:cs="Times New Roman" w:eastAsia="Times New Roman" w:hAnsi="Times New Roman"/>
+        </w:rPr>
+        <w:t xml:space="preserve">Jan 2021 – Aug 2021 (Full-time)</w:t>
+      </w:r>
+    </w:p>
+    <w:p>
+      <w:pPr>
+        <w:spacing w:after="100"/>
+      </w:pPr>
+      <w:r>
+        <w:rPr>
+          <w:b/>
+          <w:bCs/>
+          <w:sz w:val="20"/>
+          <w:szCs w:val="20"/>
+          <w:rFonts w:ascii="Times New Roman" w:cs="Times New Roman" w:eastAsia="Times New Roman" w:hAnsi="Times New Roman"/>
+        </w:rPr>
+        <w:t xml:space="preserve">Our Lady of Nigeria Secondary School — Oghara, Delta State, Nigeria</w:t>
+      </w:r>
+    </w:p>
+    <w:p>
+      <w:pPr>
+        <w:spacing w:after="50"/>
+        <w:ind w:left="360"/>
+      </w:pPr>
+      <w:r>
+        <w:rPr>
+          <w:sz w:val="20"/>
+          <w:szCs w:val="20"/>
+          <w:rFonts w:ascii="Times New Roman" w:cs="Times New Roman" w:eastAsia="Times New Roman" w:hAnsi="Times New Roman"/>
+        </w:rPr>
+        <w:t xml:space="preserve">• Led a departmental initiative to digitize lesson-plan creation and approval through the school website, replacing a fully manual, paper-based process</w:t>
+      </w:r>
+    </w:p>
+    <w:p>
+      <w:pPr>
+        <w:spacing w:after="50"/>
+        <w:ind w:left="360"/>
+      </w:pPr>
+      <w:r>
+        <w:rPr>
+          <w:sz w:val="20"/>
+          <w:szCs w:val="20"/>
+          <w:rFonts w:ascii="Times New Roman" w:cs="Times New Roman" w:eastAsia="Times New Roman" w:hAnsi="Times New Roman"/>
+        </w:rPr>
+        <w:t xml:space="preserve">• Streamlined lesson-plan review and approval turnaround for the department, increasing teacher collaboration and operational efficiency by 50%</w:t>
+      </w:r>
+    </w:p>
+    <w:p>
+      <w:pPr>
+        <w:tabs>
+          <w:tab w:val="right" w:pos="10800"/>
+        </w:tabs>
+        <w:spacing w:before="150" w:after="20"/>
+      </w:pPr>
+      <w:r>
+        <w:rPr>
+          <w:b/>
+          <w:bCs/>
           <w:sz w:val="22"/>
           <w:szCs w:val="22"/>
           <w:rFonts w:ascii="Times New Roman" w:cs="Times New Roman" w:eastAsia="Times New Roman" w:hAnsi="Times New Roman"/>
         </w:rPr>
-        <w:t xml:space="preserve"> | Humanitarian Outcomes</w:t>
-      </w:r>
-    </w:p>
-    <w:p>
-      <w:pPr>
-        <w:spacing w:after="100"/>
-      </w:pPr>
+        <w:t xml:space="preserve">Compliance Officer - AML/Fraud</w:t>
+      </w:r>
+      <w:tab/>
       <w:r>
         <w:rPr>
           <w:i/>
@@ -355,68 +649,86 @@
           <w:szCs w:val="20"/>
           <w:rFonts w:ascii="Times New Roman" w:cs="Times New Roman" w:eastAsia="Times New Roman" w:hAnsi="Times New Roman"/>
         </w:rPr>
-        <w:t xml:space="preserve">Remote | May 2023 – Dec 2025</w:t>
-      </w:r>
-    </w:p>
-    <w:p>
-      <w:pPr>
-        <w:spacing w:after="50"/>
-        <w:ind w:left="360"/>
-      </w:pPr>
-      <w:r>
-        <w:rPr>
-          <w:sz w:val="20"/>
-          <w:szCs w:val="20"/>
-          <w:rFonts w:ascii="Times New Roman" w:cs="Times New Roman" w:eastAsia="Times New Roman" w:hAnsi="Times New Roman"/>
-        </w:rPr>
-        <w:t xml:space="preserve">• Resolved data-integrity issues across the GDHO Airtable and database while designing optimized schemas with the team lead, driving a 25% increase in operational efficiency</w:t>
-      </w:r>
-    </w:p>
-    <w:p>
-      <w:pPr>
-        <w:spacing w:after="50"/>
-        <w:ind w:left="360"/>
-      </w:pPr>
-      <w:r>
-        <w:rPr>
-          <w:sz w:val="20"/>
-          <w:szCs w:val="20"/>
-          <w:rFonts w:ascii="Times New Roman" w:cs="Times New Roman" w:eastAsia="Times New Roman" w:hAnsi="Times New Roman"/>
-        </w:rPr>
-        <w:t xml:space="preserve">• Conducted trend analysis using SPSS and SQL, then visualized findings in Tableau and Power BI to drive data-informed decisions for humanitarian stakeholders worldwide</w:t>
-      </w:r>
-    </w:p>
-    <w:p>
-      <w:pPr>
-        <w:spacing w:after="50"/>
-        <w:ind w:left="360"/>
-      </w:pPr>
-      <w:r>
-        <w:rPr>
-          <w:sz w:val="20"/>
-          <w:szCs w:val="20"/>
-          <w:rFonts w:ascii="Times New Roman" w:cs="Times New Roman" w:eastAsia="Times New Roman" w:hAnsi="Times New Roman"/>
-        </w:rPr>
-        <w:t xml:space="preserve">• Built and segmented 1,200+ partner and audience lists using Airtable and SQL, increasing campaign engagement by 30%</w:t>
-      </w:r>
-    </w:p>
-    <w:p>
-      <w:pPr>
-        <w:spacing w:after="50"/>
-        <w:ind w:left="360"/>
-      </w:pPr>
-      <w:r>
-        <w:rPr>
-          <w:sz w:val="20"/>
-          <w:szCs w:val="20"/>
-          <w:rFonts w:ascii="Times New Roman" w:cs="Times New Roman" w:eastAsia="Times New Roman" w:hAnsi="Times New Roman"/>
-        </w:rPr>
-        <w:t xml:space="preserve">• Qualified 350+ leads from events and surveys using structured frameworks, converting 120 into high-priority partnership opportunities</w:t>
-      </w:r>
-    </w:p>
-    <w:p>
-      <w:pPr>
-        <w:spacing w:before="150"/>
+        <w:t xml:space="preserve">Nov 2019 – Aug 2022 (Third-Party Contract, Full-Time)</w:t>
+      </w:r>
+    </w:p>
+    <w:p>
+      <w:pPr>
+        <w:spacing w:after="100"/>
+      </w:pPr>
+      <w:r>
+        <w:rPr>
+          <w:b/>
+          <w:bCs/>
+          <w:sz w:val="20"/>
+          <w:szCs w:val="20"/>
+          <w:rFonts w:ascii="Times New Roman" w:cs="Times New Roman" w:eastAsia="Times New Roman" w:hAnsi="Times New Roman"/>
+        </w:rPr>
+        <w:t xml:space="preserve">United Bank for Africa (UBA) — Sapele, Nigeria</w:t>
+      </w:r>
+    </w:p>
+    <w:p>
+      <w:pPr>
+        <w:spacing w:after="50"/>
+        <w:ind w:left="360"/>
+      </w:pPr>
+      <w:r>
+        <w:rPr>
+          <w:sz w:val="20"/>
+          <w:szCs w:val="20"/>
+          <w:rFonts w:ascii="Times New Roman" w:cs="Times New Roman" w:eastAsia="Times New Roman" w:hAnsi="Times New Roman"/>
+        </w:rPr>
+        <w:t xml:space="preserve">• Monitored and analyzed daily transactions across a retail and corporate client portfolio, detecting and preventing money laundering, terrorist financing, and fraud</w:t>
+      </w:r>
+    </w:p>
+    <w:p>
+      <w:pPr>
+        <w:spacing w:after="50"/>
+        <w:ind w:left="360"/>
+      </w:pPr>
+      <w:r>
+        <w:rPr>
+          <w:sz w:val="20"/>
+          <w:szCs w:val="20"/>
+          <w:rFonts w:ascii="Times New Roman" w:cs="Times New Roman" w:eastAsia="Times New Roman" w:hAnsi="Times New Roman"/>
+        </w:rPr>
+        <w:t xml:space="preserve">• Investigated 30+ system-generated alerts weekly using SQL queries and advanced Excel (VLOOKUP, Pivot Tables) to identify and escalate suspicious activity</w:t>
+      </w:r>
+    </w:p>
+    <w:p>
+      <w:pPr>
+        <w:spacing w:after="50"/>
+        <w:ind w:left="360"/>
+      </w:pPr>
+      <w:r>
+        <w:rPr>
+          <w:sz w:val="20"/>
+          <w:szCs w:val="20"/>
+          <w:rFonts w:ascii="Times New Roman" w:cs="Times New Roman" w:eastAsia="Times New Roman" w:hAnsi="Times New Roman"/>
+        </w:rPr>
+        <w:t xml:space="preserve">• Conducted Customer Due Diligence (CDD) and Enhanced Due Diligence (EDD) for high-risk clients, ensuring full regulatory compliance</w:t>
+      </w:r>
+    </w:p>
+    <w:p>
+      <w:pPr>
+        <w:spacing w:after="50"/>
+        <w:ind w:left="360"/>
+      </w:pPr>
+      <w:r>
+        <w:rPr>
+          <w:sz w:val="20"/>
+          <w:szCs w:val="20"/>
+          <w:rFonts w:ascii="Times New Roman" w:cs="Times New Roman" w:eastAsia="Times New Roman" w:hAnsi="Times New Roman"/>
+        </w:rPr>
+        <w:t xml:space="preserve">• Drafted Suspicious Transaction Reports (STRs) for the Nigerian Financial Intelligence Unit, contributing to a 10% increase in branch reporting accuracy</w:t>
+      </w:r>
+    </w:p>
+    <w:p>
+      <w:pPr>
+        <w:tabs>
+          <w:tab w:val="right" w:pos="10800"/>
+        </w:tabs>
+        <w:spacing w:before="150" w:after="20"/>
       </w:pPr>
       <w:r>
         <w:rPr>
@@ -426,21 +738,81 @@
           <w:szCs w:val="22"/>
           <w:rFonts w:ascii="Times New Roman" w:cs="Times New Roman" w:eastAsia="Times New Roman" w:hAnsi="Times New Roman"/>
         </w:rPr>
-        <w:t xml:space="preserve">Research Analyst Intern</w:t>
-      </w:r>
-      <w:r>
-        <w:rPr>
+        <w:t xml:space="preserve">Data Processing Teacher</w:t>
+      </w:r>
+      <w:tab/>
+      <w:r>
+        <w:rPr>
+          <w:i/>
+          <w:iCs/>
+          <w:sz w:val="20"/>
+          <w:szCs w:val="20"/>
+          <w:rFonts w:ascii="Times New Roman" w:cs="Times New Roman" w:eastAsia="Times New Roman" w:hAnsi="Times New Roman"/>
+        </w:rPr>
+        <w:t xml:space="preserve">Sep 2019 – Aug 2021 (Full-time)</w:t>
+      </w:r>
+    </w:p>
+    <w:p>
+      <w:pPr>
+        <w:spacing w:after="100"/>
+      </w:pPr>
+      <w:r>
+        <w:rPr>
+          <w:b/>
+          <w:bCs/>
+          <w:sz w:val="20"/>
+          <w:szCs w:val="20"/>
+          <w:rFonts w:ascii="Times New Roman" w:cs="Times New Roman" w:eastAsia="Times New Roman" w:hAnsi="Times New Roman"/>
+        </w:rPr>
+        <w:t xml:space="preserve">Our Lady of Nigeria Secondary School — Oghara, Delta State, Nigeria</w:t>
+      </w:r>
+    </w:p>
+    <w:p>
+      <w:pPr>
+        <w:spacing w:after="50"/>
+        <w:ind w:left="360"/>
+      </w:pPr>
+      <w:r>
+        <w:rPr>
+          <w:sz w:val="20"/>
+          <w:szCs w:val="20"/>
+          <w:rFonts w:ascii="Times New Roman" w:cs="Times New Roman" w:eastAsia="Times New Roman" w:hAnsi="Times New Roman"/>
+        </w:rPr>
+        <w:t xml:space="preserve">• Pioneered the school's transition from manual to digital result computation, improving grading accuracy and cutting processing time by 75%</w:t>
+      </w:r>
+    </w:p>
+    <w:p>
+      <w:pPr>
+        <w:spacing w:after="50"/>
+        <w:ind w:left="360"/>
+      </w:pPr>
+      <w:r>
+        <w:rPr>
+          <w:sz w:val="20"/>
+          <w:szCs w:val="20"/>
+          <w:rFonts w:ascii="Times New Roman" w:cs="Times New Roman" w:eastAsia="Times New Roman" w:hAnsi="Times New Roman"/>
+        </w:rPr>
+        <w:t xml:space="preserve">• Applied data-driven teaching strategies informed by student performance trends, lifting average student grades by 20%</w:t>
+      </w:r>
+    </w:p>
+    <w:p>
+      <w:pPr>
+        <w:tabs>
+          <w:tab w:val="right" w:pos="10800"/>
+        </w:tabs>
+        <w:spacing w:before="150" w:after="20"/>
+      </w:pPr>
+      <w:r>
+        <w:rPr>
+          <w:b/>
+          <w:bCs/>
           <w:sz w:val="22"/>
           <w:szCs w:val="22"/>
           <w:rFonts w:ascii="Times New Roman" w:cs="Times New Roman" w:eastAsia="Times New Roman" w:hAnsi="Times New Roman"/>
         </w:rPr>
-        <w:t xml:space="preserve"> | Flip Foundation, Inc.</w:t>
-      </w:r>
-    </w:p>
-    <w:p>
-      <w:pPr>
-        <w:spacing w:after="100"/>
-      </w:pPr>
+        <w:t xml:space="preserve">IT Support Specialist</w:t>
+      </w:r>
+      <w:tab/>
       <w:r>
         <w:rPr>
           <w:i/>
@@ -449,40 +821,72 @@
           <w:szCs w:val="20"/>
           <w:rFonts w:ascii="Times New Roman" w:cs="Times New Roman" w:eastAsia="Times New Roman" w:hAnsi="Times New Roman"/>
         </w:rPr>
-        <w:t xml:space="preserve">Canada | May 2023 – Aug 2023 (Concurrent)</w:t>
-      </w:r>
-    </w:p>
-    <w:p>
-      <w:pPr>
-        <w:spacing w:after="50"/>
-        <w:ind w:left="360"/>
-      </w:pPr>
-      <w:r>
-        <w:rPr>
-          <w:sz w:val="20"/>
-          <w:szCs w:val="20"/>
-          <w:rFonts w:ascii="Times New Roman" w:cs="Times New Roman" w:eastAsia="Times New Roman" w:hAnsi="Times New Roman"/>
-        </w:rPr>
-        <w:t xml:space="preserve">• Conducted quantitative and qualitative analysis on leadership barriers among LGBTQ+ and BIPOC youth using SPSS, SQL, and Excel, then visualized findings in Power BI and Infogram for stakeholder presentations</w:t>
-      </w:r>
-    </w:p>
-    <w:p>
-      <w:pPr>
-        <w:spacing w:after="50"/>
-        <w:ind w:left="360"/>
-      </w:pPr>
-      <w:r>
-        <w:rPr>
-          <w:sz w:val="20"/>
-          <w:szCs w:val="20"/>
-          <w:rFonts w:ascii="Times New Roman" w:cs="Times New Roman" w:eastAsia="Times New Roman" w:hAnsi="Times New Roman"/>
-        </w:rPr>
-        <w:t xml:space="preserve">• Authored research reports synthesizing key trends and statistical findings, presenting outcomes directly to stakeholders to guide data-driven program decisions</w:t>
-      </w:r>
-    </w:p>
-    <w:p>
-      <w:pPr>
-        <w:spacing w:before="150"/>
+        <w:t xml:space="preserve">Nov 2017 – Oct 2019 (Part-time)</w:t>
+      </w:r>
+    </w:p>
+    <w:p>
+      <w:pPr>
+        <w:spacing w:after="100"/>
+      </w:pPr>
+      <w:r>
+        <w:rPr>
+          <w:b/>
+          <w:bCs/>
+          <w:sz w:val="20"/>
+          <w:szCs w:val="20"/>
+          <w:rFonts w:ascii="Times New Roman" w:cs="Times New Roman" w:eastAsia="Times New Roman" w:hAnsi="Times New Roman"/>
+        </w:rPr>
+        <w:t xml:space="preserve">Delta State College of Education, Nigeria — Mosogar, Nigeria</w:t>
+      </w:r>
+    </w:p>
+    <w:p>
+      <w:pPr>
+        <w:spacing w:after="50"/>
+        <w:ind w:left="360"/>
+      </w:pPr>
+      <w:r>
+        <w:rPr>
+          <w:sz w:val="20"/>
+          <w:szCs w:val="20"/>
+          <w:rFonts w:ascii="Times New Roman" w:cs="Times New Roman" w:eastAsia="Times New Roman" w:hAnsi="Times New Roman"/>
+        </w:rPr>
+        <w:t xml:space="preserve">• Led the installation and configuration of 40 workstations, ensuring optimal performance with zero reported issues post-installation</w:t>
+      </w:r>
+    </w:p>
+    <w:p>
+      <w:pPr>
+        <w:spacing w:after="50"/>
+        <w:ind w:left="360"/>
+      </w:pPr>
+      <w:r>
+        <w:rPr>
+          <w:sz w:val="20"/>
+          <w:szCs w:val="20"/>
+          <w:rFonts w:ascii="Times New Roman" w:cs="Times New Roman" w:eastAsia="Times New Roman" w:hAnsi="Times New Roman"/>
+        </w:rPr>
+        <w:t xml:space="preserve">• Resolved technical issues for 65+ end-users promptly and accurately while strengthening antivirus and cybersecurity protocols across all systems</w:t>
+      </w:r>
+    </w:p>
+    <w:p>
+      <w:pPr>
+        <w:spacing w:after="50"/>
+        <w:ind w:left="360"/>
+      </w:pPr>
+      <w:r>
+        <w:rPr>
+          <w:sz w:val="20"/>
+          <w:szCs w:val="20"/>
+          <w:rFonts w:ascii="Times New Roman" w:cs="Times New Roman" w:eastAsia="Times New Roman" w:hAnsi="Times New Roman"/>
+        </w:rPr>
+        <w:t xml:space="preserve">• Implemented a remote support system, streamlining registration and payment assistance for students</w:t>
+      </w:r>
+    </w:p>
+    <w:p>
+      <w:pPr>
+        <w:tabs>
+          <w:tab w:val="right" w:pos="10800"/>
+        </w:tabs>
+        <w:spacing w:before="150" w:after="20"/>
       </w:pPr>
       <w:r>
         <w:rPr>
@@ -492,21 +896,9 @@
           <w:szCs w:val="22"/>
           <w:rFonts w:ascii="Times New Roman" w:cs="Times New Roman" w:eastAsia="Times New Roman" w:hAnsi="Times New Roman"/>
         </w:rPr>
-        <w:t xml:space="preserve">IT Department Lead</w:t>
-      </w:r>
-      <w:r>
-        <w:rPr>
-          <w:sz w:val="22"/>
-          <w:szCs w:val="22"/>
-          <w:rFonts w:ascii="Times New Roman" w:cs="Times New Roman" w:eastAsia="Times New Roman" w:hAnsi="Times New Roman"/>
-        </w:rPr>
-        <w:t xml:space="preserve"> | Our Lady of Nigeria Secondary School</w:t>
-      </w:r>
-    </w:p>
-    <w:p>
-      <w:pPr>
-        <w:spacing w:after="100"/>
-      </w:pPr>
+        <w:t xml:space="preserve">Computer Science Teacher</w:t>
+      </w:r>
+      <w:tab/>
       <w:r>
         <w:rPr>
           <w:i/>
@@ -515,58 +907,7 @@
           <w:szCs w:val="20"/>
           <w:rFonts w:ascii="Times New Roman" w:cs="Times New Roman" w:eastAsia="Times New Roman" w:hAnsi="Times New Roman"/>
         </w:rPr>
-        <w:t xml:space="preserve">Oghara, Delta State, Nigeria | Jan 2021 – Aug 2021 (Full-time)</w:t>
-      </w:r>
-    </w:p>
-    <w:p>
-      <w:pPr>
-        <w:spacing w:after="50"/>
-        <w:ind w:left="360"/>
-      </w:pPr>
-      <w:r>
-        <w:rPr>
-          <w:sz w:val="20"/>
-          <w:szCs w:val="20"/>
-          <w:rFonts w:ascii="Times New Roman" w:cs="Times New Roman" w:eastAsia="Times New Roman" w:hAnsi="Times New Roman"/>
-        </w:rPr>
-        <w:t xml:space="preserve">• Led a departmental initiative to digitize lesson-plan creation and approval through the school website, replacing a fully manual, paper-based process</w:t>
-      </w:r>
-    </w:p>
-    <w:p>
-      <w:pPr>
-        <w:spacing w:after="50"/>
-        <w:ind w:left="360"/>
-      </w:pPr>
-      <w:r>
-        <w:rPr>
-          <w:sz w:val="20"/>
-          <w:szCs w:val="20"/>
-          <w:rFonts w:ascii="Times New Roman" w:cs="Times New Roman" w:eastAsia="Times New Roman" w:hAnsi="Times New Roman"/>
-        </w:rPr>
-        <w:t xml:space="preserve">• Streamlined lesson-plan review and approval turnaround for the department, increasing teacher collaboration and operational efficiency by 50%</w:t>
-      </w:r>
-    </w:p>
-    <w:p>
-      <w:pPr>
-        <w:spacing w:before="150"/>
-      </w:pPr>
-      <w:r>
-        <w:rPr>
-          <w:b/>
-          <w:bCs/>
-          <w:sz w:val="22"/>
-          <w:szCs w:val="22"/>
-          <w:rFonts w:ascii="Times New Roman" w:cs="Times New Roman" w:eastAsia="Times New Roman" w:hAnsi="Times New Roman"/>
-        </w:rPr>
-        <w:t xml:space="preserve">Compliance Officer - AML/Fraud</w:t>
-      </w:r>
-      <w:r>
-        <w:rPr>
-          <w:sz w:val="22"/>
-          <w:szCs w:val="22"/>
-          <w:rFonts w:ascii="Times New Roman" w:cs="Times New Roman" w:eastAsia="Times New Roman" w:hAnsi="Times New Roman"/>
-        </w:rPr>
-        <w:t xml:space="preserve"> | United Bank for Africa (UBA)</w:t>
+        <w:t xml:space="preserve">Sep 2016 – Aug 2018 (Part-time)</w:t>
       </w:r>
     </w:p>
     <w:p>
@@ -575,253 +916,13 @@
       </w:pPr>
       <w:r>
         <w:rPr>
-          <w:i/>
-          <w:iCs/>
-          <w:sz w:val="20"/>
-          <w:szCs w:val="20"/>
-          <w:rFonts w:ascii="Times New Roman" w:cs="Times New Roman" w:eastAsia="Times New Roman" w:hAnsi="Times New Roman"/>
-        </w:rPr>
-        <w:t xml:space="preserve">Sapele, Nigeria | Nov 2019 – Aug 2022 (Third-Party Contract, Full-Time)</w:t>
-      </w:r>
-    </w:p>
-    <w:p>
-      <w:pPr>
-        <w:spacing w:after="50"/>
-        <w:ind w:left="360"/>
-      </w:pPr>
-      <w:r>
-        <w:rPr>
-          <w:sz w:val="20"/>
-          <w:szCs w:val="20"/>
-          <w:rFonts w:ascii="Times New Roman" w:cs="Times New Roman" w:eastAsia="Times New Roman" w:hAnsi="Times New Roman"/>
-        </w:rPr>
-        <w:t xml:space="preserve">• Monitored and analyzed daily transactions across a retail and corporate client portfolio, detecting and preventing money laundering, terrorist financing, and fraud</w:t>
-      </w:r>
-    </w:p>
-    <w:p>
-      <w:pPr>
-        <w:spacing w:after="50"/>
-        <w:ind w:left="360"/>
-      </w:pPr>
-      <w:r>
-        <w:rPr>
-          <w:sz w:val="20"/>
-          <w:szCs w:val="20"/>
-          <w:rFonts w:ascii="Times New Roman" w:cs="Times New Roman" w:eastAsia="Times New Roman" w:hAnsi="Times New Roman"/>
-        </w:rPr>
-        <w:t xml:space="preserve">• Investigated 30+ system-generated alerts weekly using SQL queries and advanced Excel (VLOOKUP, Pivot Tables) to identify and escalate suspicious activity</w:t>
-      </w:r>
-    </w:p>
-    <w:p>
-      <w:pPr>
-        <w:spacing w:after="50"/>
-        <w:ind w:left="360"/>
-      </w:pPr>
-      <w:r>
-        <w:rPr>
-          <w:sz w:val="20"/>
-          <w:szCs w:val="20"/>
-          <w:rFonts w:ascii="Times New Roman" w:cs="Times New Roman" w:eastAsia="Times New Roman" w:hAnsi="Times New Roman"/>
-        </w:rPr>
-        <w:t xml:space="preserve">• Conducted Customer Due Diligence (CDD) and Enhanced Due Diligence (EDD) for high-risk clients, ensuring full regulatory compliance</w:t>
-      </w:r>
-    </w:p>
-    <w:p>
-      <w:pPr>
-        <w:spacing w:after="50"/>
-        <w:ind w:left="360"/>
-      </w:pPr>
-      <w:r>
-        <w:rPr>
-          <w:sz w:val="20"/>
-          <w:szCs w:val="20"/>
-          <w:rFonts w:ascii="Times New Roman" w:cs="Times New Roman" w:eastAsia="Times New Roman" w:hAnsi="Times New Roman"/>
-        </w:rPr>
-        <w:t xml:space="preserve">• Drafted Suspicious Transaction Reports (STRs) for the Nigerian Financial Intelligence Unit, contributing to a 10% increase in branch reporting accuracy</w:t>
-      </w:r>
-    </w:p>
-    <w:p>
-      <w:pPr>
-        <w:spacing w:before="150"/>
-      </w:pPr>
-      <w:r>
-        <w:rPr>
-          <w:b/>
-          <w:bCs/>
-          <w:sz w:val="22"/>
-          <w:szCs w:val="22"/>
-          <w:rFonts w:ascii="Times New Roman" w:cs="Times New Roman" w:eastAsia="Times New Roman" w:hAnsi="Times New Roman"/>
-        </w:rPr>
-        <w:t xml:space="preserve">Data Processing Teacher</w:t>
-      </w:r>
-      <w:r>
-        <w:rPr>
-          <w:sz w:val="22"/>
-          <w:szCs w:val="22"/>
-          <w:rFonts w:ascii="Times New Roman" w:cs="Times New Roman" w:eastAsia="Times New Roman" w:hAnsi="Times New Roman"/>
-        </w:rPr>
-        <w:t xml:space="preserve"> | Our Lady of Nigeria Secondary School</w:t>
-      </w:r>
-    </w:p>
-    <w:p>
-      <w:pPr>
-        <w:spacing w:after="100"/>
-      </w:pPr>
-      <w:r>
-        <w:rPr>
-          <w:i/>
-          <w:iCs/>
-          <w:sz w:val="20"/>
-          <w:szCs w:val="20"/>
-          <w:rFonts w:ascii="Times New Roman" w:cs="Times New Roman" w:eastAsia="Times New Roman" w:hAnsi="Times New Roman"/>
-        </w:rPr>
-        <w:t xml:space="preserve">Oghara, Delta State, Nigeria | Sep 2019 – Aug 2021 (Full-time)</w:t>
-      </w:r>
-    </w:p>
-    <w:p>
-      <w:pPr>
-        <w:spacing w:after="50"/>
-        <w:ind w:left="360"/>
-      </w:pPr>
-      <w:r>
-        <w:rPr>
-          <w:sz w:val="20"/>
-          <w:szCs w:val="20"/>
-          <w:rFonts w:ascii="Times New Roman" w:cs="Times New Roman" w:eastAsia="Times New Roman" w:hAnsi="Times New Roman"/>
-        </w:rPr>
-        <w:t xml:space="preserve">• Pioneered the school's transition from manual to digital result computation, improving grading accuracy and cutting processing time by 75%</w:t>
-      </w:r>
-    </w:p>
-    <w:p>
-      <w:pPr>
-        <w:spacing w:after="50"/>
-        <w:ind w:left="360"/>
-      </w:pPr>
-      <w:r>
-        <w:rPr>
-          <w:sz w:val="20"/>
-          <w:szCs w:val="20"/>
-          <w:rFonts w:ascii="Times New Roman" w:cs="Times New Roman" w:eastAsia="Times New Roman" w:hAnsi="Times New Roman"/>
-        </w:rPr>
-        <w:t xml:space="preserve">• Applied data-driven teaching strategies informed by student performance trends, lifting average student grades by 20%</w:t>
-      </w:r>
-    </w:p>
-    <w:p>
-      <w:pPr>
-        <w:spacing w:before="150"/>
-      </w:pPr>
-      <w:r>
-        <w:rPr>
-          <w:b/>
-          <w:bCs/>
-          <w:sz w:val="22"/>
-          <w:szCs w:val="22"/>
-          <w:rFonts w:ascii="Times New Roman" w:cs="Times New Roman" w:eastAsia="Times New Roman" w:hAnsi="Times New Roman"/>
-        </w:rPr>
-        <w:t xml:space="preserve">IT Support Specialist</w:t>
-      </w:r>
-      <w:r>
-        <w:rPr>
-          <w:sz w:val="22"/>
-          <w:szCs w:val="22"/>
-          <w:rFonts w:ascii="Times New Roman" w:cs="Times New Roman" w:eastAsia="Times New Roman" w:hAnsi="Times New Roman"/>
-        </w:rPr>
-        <w:t xml:space="preserve"> | Delta State College of Education, Nigeria</w:t>
-      </w:r>
-    </w:p>
-    <w:p>
-      <w:pPr>
-        <w:spacing w:after="100"/>
-      </w:pPr>
-      <w:r>
-        <w:rPr>
-          <w:i/>
-          <w:iCs/>
-          <w:sz w:val="20"/>
-          <w:szCs w:val="20"/>
-          <w:rFonts w:ascii="Times New Roman" w:cs="Times New Roman" w:eastAsia="Times New Roman" w:hAnsi="Times New Roman"/>
-        </w:rPr>
-        <w:t xml:space="preserve">Mosogar, Nigeria | Nov 2017 – Oct 2019 (Part-time)</w:t>
-      </w:r>
-    </w:p>
-    <w:p>
-      <w:pPr>
-        <w:spacing w:after="50"/>
-        <w:ind w:left="360"/>
-      </w:pPr>
-      <w:r>
-        <w:rPr>
-          <w:sz w:val="20"/>
-          <w:szCs w:val="20"/>
-          <w:rFonts w:ascii="Times New Roman" w:cs="Times New Roman" w:eastAsia="Times New Roman" w:hAnsi="Times New Roman"/>
-        </w:rPr>
-        <w:t xml:space="preserve">• Led the installation and configuration of 40 workstations, ensuring optimal performance with zero reported issues post-installation</w:t>
-      </w:r>
-    </w:p>
-    <w:p>
-      <w:pPr>
-        <w:spacing w:after="50"/>
-        <w:ind w:left="360"/>
-      </w:pPr>
-      <w:r>
-        <w:rPr>
-          <w:sz w:val="20"/>
-          <w:szCs w:val="20"/>
-          <w:rFonts w:ascii="Times New Roman" w:cs="Times New Roman" w:eastAsia="Times New Roman" w:hAnsi="Times New Roman"/>
-        </w:rPr>
-        <w:t xml:space="preserve">• Resolved technical issues for 65+ end-users promptly and accurately while strengthening antivirus and cybersecurity protocols across all systems</w:t>
-      </w:r>
-    </w:p>
-    <w:p>
-      <w:pPr>
-        <w:spacing w:after="50"/>
-        <w:ind w:left="360"/>
-      </w:pPr>
-      <w:r>
-        <w:rPr>
-          <w:sz w:val="20"/>
-          <w:szCs w:val="20"/>
-          <w:rFonts w:ascii="Times New Roman" w:cs="Times New Roman" w:eastAsia="Times New Roman" w:hAnsi="Times New Roman"/>
-        </w:rPr>
-        <w:t xml:space="preserve">• Implemented a remote support system, streamlining registration and payment assistance for students</w:t>
-      </w:r>
-    </w:p>
-    <w:p>
-      <w:pPr>
-        <w:spacing w:before="150"/>
-      </w:pPr>
-      <w:r>
-        <w:rPr>
-          <w:b/>
-          <w:bCs/>
-          <w:sz w:val="22"/>
-          <w:szCs w:val="22"/>
-          <w:rFonts w:ascii="Times New Roman" w:cs="Times New Roman" w:eastAsia="Times New Roman" w:hAnsi="Times New Roman"/>
-        </w:rPr>
-        <w:t xml:space="preserve">Computer Science Teacher</w:t>
-      </w:r>
-      <w:r>
-        <w:rPr>
-          <w:sz w:val="22"/>
-          <w:szCs w:val="22"/>
-          <w:rFonts w:ascii="Times New Roman" w:cs="Times New Roman" w:eastAsia="Times New Roman" w:hAnsi="Times New Roman"/>
-        </w:rPr>
-        <w:t xml:space="preserve"> | Mosogar Model Secondary School</w:t>
-      </w:r>
-    </w:p>
-    <w:p>
-      <w:pPr>
-        <w:spacing w:after="100"/>
-      </w:pPr>
-      <w:r>
-        <w:rPr>
-          <w:i/>
-          <w:iCs/>
-          <w:sz w:val="20"/>
-          <w:szCs w:val="20"/>
-          <w:rFonts w:ascii="Times New Roman" w:cs="Times New Roman" w:eastAsia="Times New Roman" w:hAnsi="Times New Roman"/>
-        </w:rPr>
-        <w:t xml:space="preserve">Mosogar, Delta State, Nigeria | Sep 2016 – Aug 2018 (Part-time)</w:t>
+          <w:b/>
+          <w:bCs/>
+          <w:sz w:val="20"/>
+          <w:szCs w:val="20"/>
+          <w:rFonts w:ascii="Times New Roman" w:cs="Times New Roman" w:eastAsia="Times New Roman" w:hAnsi="Times New Roman"/>
+        </w:rPr>
+        <w:t xml:space="preserve">Mosogar Model Secondary School — Mosogar, Delta State, Nigeria</w:t>
       </w:r>
     </w:p>
     <w:p>
@@ -873,7 +974,10 @@
     </w:p>
     <w:p>
       <w:pPr>
-        <w:spacing w:before="150"/>
+        <w:tabs>
+          <w:tab w:val="right" w:pos="10800"/>
+        </w:tabs>
+        <w:spacing w:before="150" w:after="20"/>
       </w:pPr>
       <w:r>
         <w:rPr>
@@ -885,8 +989,7 @@
         </w:rPr>
         <w:t xml:space="preserve">Ontario Graduate Certificate, Information Technology Solutions</w:t>
       </w:r>
-    </w:p>
-    <w:p>
+      <w:tab/>
       <w:r>
         <w:rPr>
           <w:i/>
@@ -895,7 +998,19 @@
           <w:szCs w:val="20"/>
           <w:rFonts w:ascii="Times New Roman" w:cs="Times New Roman" w:eastAsia="Times New Roman" w:hAnsi="Times New Roman"/>
         </w:rPr>
-        <w:t xml:space="preserve">Humber College, Toronto, ON | Jan 2024 – Aug 2025</w:t>
+        <w:t xml:space="preserve">Jan 2024 – Aug 2025</w:t>
+      </w:r>
+    </w:p>
+    <w:p>
+      <w:r>
+        <w:rPr>
+          <w:b/>
+          <w:bCs/>
+          <w:sz w:val="20"/>
+          <w:szCs w:val="20"/>
+          <w:rFonts w:ascii="Times New Roman" w:cs="Times New Roman" w:eastAsia="Times New Roman" w:hAnsi="Times New Roman"/>
+        </w:rPr>
+        <w:t xml:space="preserve">Humber College, Toronto, ON</w:t>
       </w:r>
     </w:p>
     <w:p>
@@ -913,7 +1028,10 @@
     </w:p>
     <w:p>
       <w:pPr>
-        <w:spacing w:before="150"/>
+        <w:tabs>
+          <w:tab w:val="right" w:pos="10800"/>
+        </w:tabs>
+        <w:spacing w:before="150" w:after="20"/>
       </w:pPr>
       <w:r>
         <w:rPr>
@@ -925,8 +1043,7 @@
         </w:rPr>
         <w:t xml:space="preserve">Ontario Graduate Certificate, Research Analyst</w:t>
       </w:r>
-    </w:p>
-    <w:p>
+      <w:tab/>
       <w:r>
         <w:rPr>
           <w:i/>
@@ -935,7 +1052,19 @@
           <w:szCs w:val="20"/>
           <w:rFonts w:ascii="Times New Roman" w:cs="Times New Roman" w:eastAsia="Times New Roman" w:hAnsi="Times New Roman"/>
         </w:rPr>
-        <w:t xml:space="preserve">Humber College, Toronto, ON | May 2022 – Aug 2023</w:t>
+        <w:t xml:space="preserve">May 2022 – Aug 2023</w:t>
+      </w:r>
+    </w:p>
+    <w:p>
+      <w:r>
+        <w:rPr>
+          <w:b/>
+          <w:bCs/>
+          <w:sz w:val="20"/>
+          <w:szCs w:val="20"/>
+          <w:rFonts w:ascii="Times New Roman" w:cs="Times New Roman" w:eastAsia="Times New Roman" w:hAnsi="Times New Roman"/>
+        </w:rPr>
+        <w:t xml:space="preserve">Humber College, Toronto, ON</w:t>
       </w:r>
     </w:p>
     <w:p>
@@ -953,7 +1082,10 @@
     </w:p>
     <w:p>
       <w:pPr>
-        <w:spacing w:before="150"/>
+        <w:tabs>
+          <w:tab w:val="right" w:pos="10800"/>
+        </w:tabs>
+        <w:spacing w:before="150" w:after="20"/>
       </w:pPr>
       <w:r>
         <w:rPr>
@@ -965,8 +1097,7 @@
         </w:rPr>
         <w:t xml:space="preserve">Bachelor of Science, Computer Science</w:t>
       </w:r>
-    </w:p>
-    <w:p>
+      <w:tab/>
       <w:r>
         <w:rPr>
           <w:i/>
@@ -975,7 +1106,19 @@
           <w:szCs w:val="20"/>
           <w:rFonts w:ascii="Times New Roman" w:cs="Times New Roman" w:eastAsia="Times New Roman" w:hAnsi="Times New Roman"/>
         </w:rPr>
-        <w:t xml:space="preserve">Delta State University, Abraka, Nigeria | Dec 2016 – Oct 2019</w:t>
+        <w:t xml:space="preserve">Dec 2016 – Oct 2019</w:t>
+      </w:r>
+    </w:p>
+    <w:p>
+      <w:r>
+        <w:rPr>
+          <w:b/>
+          <w:bCs/>
+          <w:sz w:val="20"/>
+          <w:szCs w:val="20"/>
+          <w:rFonts w:ascii="Times New Roman" w:cs="Times New Roman" w:eastAsia="Times New Roman" w:hAnsi="Times New Roman"/>
+        </w:rPr>
+        <w:t xml:space="preserve">Delta State University, Abraka, Nigeria</w:t>
       </w:r>
     </w:p>
     <w:p>
@@ -993,7 +1136,10 @@
     </w:p>
     <w:p>
       <w:pPr>
-        <w:spacing w:before="150"/>
+        <w:tabs>
+          <w:tab w:val="right" w:pos="10800"/>
+        </w:tabs>
+        <w:spacing w:before="150" w:after="20"/>
       </w:pPr>
       <w:r>
         <w:rPr>
@@ -1005,8 +1151,7 @@
         </w:rPr>
         <w:t xml:space="preserve">National Certificate in Education, Computer Science and Physics</w:t>
       </w:r>
-    </w:p>
-    <w:p>
+      <w:tab/>
       <w:r>
         <w:rPr>
           <w:i/>
@@ -1015,7 +1160,19 @@
           <w:szCs w:val="20"/>
           <w:rFonts w:ascii="Times New Roman" w:cs="Times New Roman" w:eastAsia="Times New Roman" w:hAnsi="Times New Roman"/>
         </w:rPr>
-        <w:t xml:space="preserve">Delta State College Of Education, Mosogar, Nigeria | Dec 2013 – Nov 2016</w:t>
+        <w:t xml:space="preserve">Dec 2013 – Nov 2016</w:t>
+      </w:r>
+    </w:p>
+    <w:p>
+      <w:r>
+        <w:rPr>
+          <w:b/>
+          <w:bCs/>
+          <w:sz w:val="20"/>
+          <w:szCs w:val="20"/>
+          <w:rFonts w:ascii="Times New Roman" w:cs="Times New Roman" w:eastAsia="Times New Roman" w:hAnsi="Times New Roman"/>
+        </w:rPr>
+        <w:t xml:space="preserve">Delta State College Of Education, Mosogar, Nigeria</w:t>
       </w:r>
     </w:p>
     <w:p>
@@ -1052,7 +1209,10 @@
     </w:p>
     <w:p>
       <w:pPr>
-        <w:spacing w:before="150"/>
+        <w:tabs>
+          <w:tab w:val="right" w:pos="10800"/>
+        </w:tabs>
+        <w:spacing w:before="150" w:after="20"/>
       </w:pPr>
       <w:r>
         <w:rPr>
@@ -1064,6 +1224,7 @@
         </w:rPr>
         <w:t xml:space="preserve">TEKVWA Money</w:t>
       </w:r>
+      <w:tab/>
       <w:r>
         <w:rPr>
           <w:i/>
@@ -1072,7 +1233,7 @@
           <w:szCs w:val="20"/>
           <w:rFonts w:ascii="Times New Roman" w:cs="Times New Roman" w:eastAsia="Times New Roman" w:hAnsi="Times New Roman"/>
         </w:rPr>
-        <w:t xml:space="preserve"> (April 2026 – Present)</w:t>
+        <w:t xml:space="preserve">April 2026 – Present</w:t>
       </w:r>
     </w:p>
     <w:p>
@@ -1122,7 +1283,10 @@
     </w:p>
     <w:p>
       <w:pPr>
-        <w:spacing w:before="150"/>
+        <w:tabs>
+          <w:tab w:val="right" w:pos="10800"/>
+        </w:tabs>
+        <w:spacing w:before="150" w:after="20"/>
       </w:pPr>
       <w:r>
         <w:rPr>
@@ -1134,6 +1298,7 @@
         </w:rPr>
         <w:t xml:space="preserve">TekVwa Life</w:t>
       </w:r>
+      <w:tab/>
       <w:r>
         <w:rPr>
           <w:i/>
@@ -1142,7 +1307,7 @@
           <w:szCs w:val="20"/>
           <w:rFonts w:ascii="Times New Roman" w:cs="Times New Roman" w:eastAsia="Times New Roman" w:hAnsi="Times New Roman"/>
         </w:rPr>
-        <w:t xml:space="preserve"> (Dec 2025 – Present)</w:t>
+        <w:t xml:space="preserve">Dec 2025 – Present</w:t>
       </w:r>
     </w:p>
     <w:p>
@@ -1192,7 +1357,10 @@
     </w:p>
     <w:p>
       <w:pPr>
-        <w:spacing w:before="150"/>
+        <w:tabs>
+          <w:tab w:val="right" w:pos="10800"/>
+        </w:tabs>
+        <w:spacing w:before="150" w:after="20"/>
       </w:pPr>
       <w:r>
         <w:rPr>
@@ -1204,6 +1372,7 @@
         </w:rPr>
         <w:t xml:space="preserve">TekVwarho ProAudit</w:t>
       </w:r>
+      <w:tab/>
       <w:r>
         <w:rPr>
           <w:i/>
@@ -1212,7 +1381,7 @@
           <w:szCs w:val="20"/>
           <w:rFonts w:ascii="Times New Roman" w:cs="Times New Roman" w:eastAsia="Times New Roman" w:hAnsi="Times New Roman"/>
         </w:rPr>
-        <w:t xml:space="preserve"> (Oct 2025 – Present)</w:t>
+        <w:t xml:space="preserve">Oct 2025 – Present</w:t>
       </w:r>
     </w:p>
     <w:p>
@@ -1262,7 +1431,10 @@
     </w:p>
     <w:p>
       <w:pPr>
-        <w:spacing w:before="150"/>
+        <w:tabs>
+          <w:tab w:val="right" w:pos="10800"/>
+        </w:tabs>
+        <w:spacing w:before="150" w:after="20"/>
       </w:pPr>
       <w:r>
         <w:rPr>
@@ -1274,6 +1446,7 @@
         </w:rPr>
         <w:t xml:space="preserve">Tekvwa Analysis Platform</w:t>
       </w:r>
+      <w:tab/>
       <w:r>
         <w:rPr>
           <w:i/>
@@ -1282,7 +1455,7 @@
           <w:szCs w:val="20"/>
           <w:rFonts w:ascii="Times New Roman" w:cs="Times New Roman" w:eastAsia="Times New Roman" w:hAnsi="Times New Roman"/>
         </w:rPr>
-        <w:t xml:space="preserve"> (Jan 2025 – Present)</w:t>
+        <w:t xml:space="preserve">Jan 2025 – Present</w:t>
       </w:r>
     </w:p>
     <w:p>

--- a/documents/Efe_Obukohwo_Resume.docx
+++ b/documents/Efe_Obukohwo_Resume.docx
@@ -139,7 +139,7 @@
           <w:szCs w:val="22"/>
           <w:rFonts w:ascii="Times New Roman" w:cs="Times New Roman" w:eastAsia="Times New Roman" w:hAnsi="Times New Roman"/>
         </w:rPr>
-        <w:t xml:space="preserve">Data Analyst with hands-on experience turning messy, high-volume datasets into stakeholder-ready business intelligence using advanced Excel, SQL, and Python. Engineered a 56,636-row municipal housing dataset into a verified $18.50B market analysis with a dynamic formula engine (VLOOKUP/XLOOKUP, SUMPRODUCT, 9 pivot tables) and a slicer-driven KPI dashboard. Background spans AML/fraud transaction monitoring (SQL, pivot tables, STR reporting), humanitarian database consulting (25% efficiency gains via Airtable/SQL optimization), and trend analysis with SPSS, Tableau, and Power BI. Also a full-stack developer at heart: completed a hands-on internship architecting a production Flask/MySQL real estate analytics platform (88.3% ML prediction accuracy, 20+ REST endpoints, Dockerized CI/CD), and independently designs, builds, and ships full-stack web and mobile projects end-to-end.</w:t>
+        <w:t xml:space="preserve">Data Analyst with 5+ years of experience turning messy, high-volume data into stakeholder-ready insight with SQL, Python, and advanced Excel. Background spans AML/fraud transaction monitoring at a commercial bank, database consulting for a global humanitarian research organization (a 25% efficiency gain through schema and data-integrity work), and research analysis in SPSS, Tableau, and Power BI. Recent work includes turning a 56,636-row municipal housing dataset into a verified $18.50B market analysis with a slicer-driven KPI dashboard, and modeling 500,000+ e-commerce transactions in PostgreSQL with 30 production SQL queries. Comfortable owning a dataset from raw extract to executive-ready visualization, with full-stack development skills to build the tools around it.</w:t>
       </w:r>
     </w:p>
     <w:p>
@@ -248,49 +248,49 @@
           <w:szCs w:val="20"/>
           <w:rFonts w:ascii="Times New Roman" w:cs="Times New Roman" w:eastAsia="Times New Roman" w:hAnsi="Times New Roman"/>
         </w:rPr>
-        <w:t xml:space="preserve">• Architected an AI-powered real estate analytics platform processing 49,551+ Canadian properties, achieving 88.3% ML prediction accuracy with an ensemble of XGBoost, LightGBM, and Random Forest</w:t>
-      </w:r>
-    </w:p>
-    <w:p>
-      <w:pPr>
-        <w:spacing w:after="50"/>
-        <w:ind w:left="360"/>
-      </w:pPr>
-      <w:r>
-        <w:rPr>
-          <w:sz w:val="20"/>
-          <w:szCs w:val="20"/>
-          <w:rFonts w:ascii="Times New Roman" w:cs="Times New Roman" w:eastAsia="Times New Roman" w:hAnsi="Times New Roman"/>
-        </w:rPr>
-        <w:t xml:space="preserve">• Led full-stack development of a production Flask application with MySQL and a 20+ endpoint REST API, shipping interactive property mapping and investment analytics</w:t>
-      </w:r>
-    </w:p>
-    <w:p>
-      <w:pPr>
-        <w:spacing w:after="50"/>
-        <w:ind w:left="360"/>
-      </w:pPr>
-      <w:r>
-        <w:rPr>
-          <w:sz w:val="20"/>
-          <w:szCs w:val="20"/>
-          <w:rFonts w:ascii="Times New Roman" w:cs="Times New Roman" w:eastAsia="Times New Roman" w:hAnsi="Times New Roman"/>
-        </w:rPr>
-        <w:t xml:space="preserve">• Implemented a 5-tier API security system with ML-powered XSS/CSRF detection and behavioral analysis, achieving a 100% attack-prevention rate in internal penetration testing</w:t>
-      </w:r>
-    </w:p>
-    <w:p>
-      <w:pPr>
-        <w:spacing w:after="50"/>
-        <w:ind w:left="360"/>
-      </w:pPr>
-      <w:r>
-        <w:rPr>
-          <w:sz w:val="20"/>
-          <w:szCs w:val="20"/>
-          <w:rFonts w:ascii="Times New Roman" w:cs="Times New Roman" w:eastAsia="Times New Roman" w:hAnsi="Times New Roman"/>
-        </w:rPr>
-        <w:t xml:space="preserve">• Deployed a Dockerized CI/CD pipeline achieving 99.9% staging uptime, &lt;400ms API response times, and 85% test coverage while leading a team of 5 developers</w:t>
+        <w:t xml:space="preserve">• Architected an AI-powered real estate analytics platform covering 49,551+ Canadian properties, reaching 88.3% prediction accuracy with an XGBoost, LightGBM, and Random Forest ensemble</w:t>
+      </w:r>
+    </w:p>
+    <w:p>
+      <w:pPr>
+        <w:spacing w:after="50"/>
+        <w:ind w:left="360"/>
+      </w:pPr>
+      <w:r>
+        <w:rPr>
+          <w:sz w:val="20"/>
+          <w:szCs w:val="20"/>
+          <w:rFonts w:ascii="Times New Roman" w:cs="Times New Roman" w:eastAsia="Times New Roman" w:hAnsi="Times New Roman"/>
+        </w:rPr>
+        <w:t xml:space="preserve">• Led full-stack development of a production Flask and MySQL application with a 20+ endpoint REST API, delivering interactive property mapping and investment analytics</w:t>
+      </w:r>
+    </w:p>
+    <w:p>
+      <w:pPr>
+        <w:spacing w:after="50"/>
+        <w:ind w:left="360"/>
+      </w:pPr>
+      <w:r>
+        <w:rPr>
+          <w:sz w:val="20"/>
+          <w:szCs w:val="20"/>
+          <w:rFonts w:ascii="Times New Roman" w:cs="Times New Roman" w:eastAsia="Times New Roman" w:hAnsi="Times New Roman"/>
+        </w:rPr>
+        <w:t xml:space="preserve">• Built a 5-tier API security layer combining ML-based XSS/CSRF detection with behavioral analysis, blocking 100% of attacks in internal penetration testing</w:t>
+      </w:r>
+    </w:p>
+    <w:p>
+      <w:pPr>
+        <w:spacing w:after="50"/>
+        <w:ind w:left="360"/>
+      </w:pPr>
+      <w:r>
+        <w:rPr>
+          <w:sz w:val="20"/>
+          <w:szCs w:val="20"/>
+          <w:rFonts w:ascii="Times New Roman" w:cs="Times New Roman" w:eastAsia="Times New Roman" w:hAnsi="Times New Roman"/>
+        </w:rPr>
+        <w:t xml:space="preserve">• Led a team of 5 interns in deploying a Dockerized CI/CD pipeline that sustained 99.9% staging uptime, sub-400ms API responses, and 85% test coverage</w:t>
       </w:r>
     </w:p>
     <w:p>
@@ -348,35 +348,35 @@
           <w:szCs w:val="20"/>
           <w:rFonts w:ascii="Times New Roman" w:cs="Times New Roman" w:eastAsia="Times New Roman" w:hAnsi="Times New Roman"/>
         </w:rPr>
-        <w:t xml:space="preserve">• Automated a manual student registration and check-in workflow for the IGNITE Sleep Lounge, eliminating manual processing for 20,000+ students and cutting processing time by 90%</w:t>
-      </w:r>
-    </w:p>
-    <w:p>
-      <w:pPr>
-        <w:spacing w:after="50"/>
-        <w:ind w:left="360"/>
-      </w:pPr>
-      <w:r>
-        <w:rPr>
-          <w:sz w:val="20"/>
-          <w:szCs w:val="20"/>
-          <w:rFonts w:ascii="Times New Roman" w:cs="Times New Roman" w:eastAsia="Times New Roman" w:hAnsi="Times New Roman"/>
-        </w:rPr>
-        <w:t xml:space="preserve">• Led root-cause analysis on the insurance opt-in process, redesigning the workflow to cut processing time by 15%</w:t>
-      </w:r>
-    </w:p>
-    <w:p>
-      <w:pPr>
-        <w:spacing w:after="50"/>
-        <w:ind w:left="360"/>
-      </w:pPr>
-      <w:r>
-        <w:rPr>
-          <w:sz w:val="20"/>
-          <w:szCs w:val="20"/>
-          <w:rFonts w:ascii="Times New Roman" w:cs="Times New Roman" w:eastAsia="Times New Roman" w:hAnsi="Times New Roman"/>
-        </w:rPr>
-        <w:t xml:space="preserve">• Resolved billing issues and account discrepancies across a high volume of inbound student inquiries via phone, email, and live chat</w:t>
+        <w:t xml:space="preserve">• Automated the IGNITE Sleep Lounge's manual registration and check-in workflow for 20,000+ students, eliminating manual processing and cutting processing time by 90%</w:t>
+      </w:r>
+    </w:p>
+    <w:p>
+      <w:pPr>
+        <w:spacing w:after="50"/>
+        <w:ind w:left="360"/>
+      </w:pPr>
+      <w:r>
+        <w:rPr>
+          <w:sz w:val="20"/>
+          <w:szCs w:val="20"/>
+          <w:rFonts w:ascii="Times New Roman" w:cs="Times New Roman" w:eastAsia="Times New Roman" w:hAnsi="Times New Roman"/>
+        </w:rPr>
+        <w:t xml:space="preserve">• Led a root-cause analysis of the student insurance opt-in process and redesigned the workflow, cutting processing time by 15%</w:t>
+      </w:r>
+    </w:p>
+    <w:p>
+      <w:pPr>
+        <w:spacing w:after="50"/>
+        <w:ind w:left="360"/>
+      </w:pPr>
+      <w:r>
+        <w:rPr>
+          <w:sz w:val="20"/>
+          <w:szCs w:val="20"/>
+          <w:rFonts w:ascii="Times New Roman" w:cs="Times New Roman" w:eastAsia="Times New Roman" w:hAnsi="Times New Roman"/>
+        </w:rPr>
+        <w:t xml:space="preserve">• Resolved billing issues and account discrepancies for a high volume of student inquiries across phone, email, and live chat</w:t>
       </w:r>
     </w:p>
     <w:p>
@@ -434,49 +434,49 @@
           <w:szCs w:val="20"/>
           <w:rFonts w:ascii="Times New Roman" w:cs="Times New Roman" w:eastAsia="Times New Roman" w:hAnsi="Times New Roman"/>
         </w:rPr>
-        <w:t xml:space="preserve">• Resolved data-integrity issues across the GDHO Airtable and database while designing optimized schemas with the team lead, driving a 25% increase in operational efficiency</w:t>
-      </w:r>
-    </w:p>
-    <w:p>
-      <w:pPr>
-        <w:spacing w:after="50"/>
-        <w:ind w:left="360"/>
-      </w:pPr>
-      <w:r>
-        <w:rPr>
-          <w:sz w:val="20"/>
-          <w:szCs w:val="20"/>
-          <w:rFonts w:ascii="Times New Roman" w:cs="Times New Roman" w:eastAsia="Times New Roman" w:hAnsi="Times New Roman"/>
-        </w:rPr>
-        <w:t xml:space="preserve">• Conducted trend analysis using SPSS and SQL, then visualized findings in Tableau and Power BI to drive data-informed decisions for humanitarian stakeholders worldwide</w:t>
-      </w:r>
-    </w:p>
-    <w:p>
-      <w:pPr>
-        <w:spacing w:after="50"/>
-        <w:ind w:left="360"/>
-      </w:pPr>
-      <w:r>
-        <w:rPr>
-          <w:sz w:val="20"/>
-          <w:szCs w:val="20"/>
-          <w:rFonts w:ascii="Times New Roman" w:cs="Times New Roman" w:eastAsia="Times New Roman" w:hAnsi="Times New Roman"/>
-        </w:rPr>
-        <w:t xml:space="preserve">• Built and segmented 1,200+ partner and audience lists using Airtable and SQL, increasing campaign engagement by 30%</w:t>
-      </w:r>
-    </w:p>
-    <w:p>
-      <w:pPr>
-        <w:spacing w:after="50"/>
-        <w:ind w:left="360"/>
-      </w:pPr>
-      <w:r>
-        <w:rPr>
-          <w:sz w:val="20"/>
-          <w:szCs w:val="20"/>
-          <w:rFonts w:ascii="Times New Roman" w:cs="Times New Roman" w:eastAsia="Times New Roman" w:hAnsi="Times New Roman"/>
-        </w:rPr>
-        <w:t xml:space="preserve">• Qualified 350+ leads from events and surveys using structured frameworks, converting 120 into high-priority partnership opportunities</w:t>
+        <w:t xml:space="preserve">• Fixed data-integrity issues across the GDHO Airtable base and database and co-designed optimized schemas with the team lead, increasing operational efficiency by 25%</w:t>
+      </w:r>
+    </w:p>
+    <w:p>
+      <w:pPr>
+        <w:spacing w:after="50"/>
+        <w:ind w:left="360"/>
+      </w:pPr>
+      <w:r>
+        <w:rPr>
+          <w:sz w:val="20"/>
+          <w:szCs w:val="20"/>
+          <w:rFonts w:ascii="Times New Roman" w:cs="Times New Roman" w:eastAsia="Times New Roman" w:hAnsi="Times New Roman"/>
+        </w:rPr>
+        <w:t xml:space="preserve">• Analyzed trends in SPSS and SQL and presented them in Tableau and Power BI visualizations that informed decisions for humanitarian stakeholders worldwide</w:t>
+      </w:r>
+    </w:p>
+    <w:p>
+      <w:pPr>
+        <w:spacing w:after="50"/>
+        <w:ind w:left="360"/>
+      </w:pPr>
+      <w:r>
+        <w:rPr>
+          <w:sz w:val="20"/>
+          <w:szCs w:val="20"/>
+          <w:rFonts w:ascii="Times New Roman" w:cs="Times New Roman" w:eastAsia="Times New Roman" w:hAnsi="Times New Roman"/>
+        </w:rPr>
+        <w:t xml:space="preserve">• Built and segmented 1,200+ partner and audience lists in Airtable and SQL, lifting campaign engagement by 30%</w:t>
+      </w:r>
+    </w:p>
+    <w:p>
+      <w:pPr>
+        <w:spacing w:after="50"/>
+        <w:ind w:left="360"/>
+      </w:pPr>
+      <w:r>
+        <w:rPr>
+          <w:sz w:val="20"/>
+          <w:szCs w:val="20"/>
+          <w:rFonts w:ascii="Times New Roman" w:cs="Times New Roman" w:eastAsia="Times New Roman" w:hAnsi="Times New Roman"/>
+        </w:rPr>
+        <w:t xml:space="preserve">• Qualified 350+ leads from events and surveys with structured frameworks and converted 120 into high-priority partnership opportunities</w:t>
       </w:r>
     </w:p>
     <w:p>
@@ -534,21 +534,21 @@
           <w:szCs w:val="20"/>
           <w:rFonts w:ascii="Times New Roman" w:cs="Times New Roman" w:eastAsia="Times New Roman" w:hAnsi="Times New Roman"/>
         </w:rPr>
-        <w:t xml:space="preserve">• Conducted quantitative and qualitative analysis on leadership barriers among LGBTQ+ and BIPOC youth using SPSS, SQL, and Excel, then visualized findings in Power BI and Infogram for stakeholder presentations</w:t>
-      </w:r>
-    </w:p>
-    <w:p>
-      <w:pPr>
-        <w:spacing w:after="50"/>
-        <w:ind w:left="360"/>
-      </w:pPr>
-      <w:r>
-        <w:rPr>
-          <w:sz w:val="20"/>
-          <w:szCs w:val="20"/>
-          <w:rFonts w:ascii="Times New Roman" w:cs="Times New Roman" w:eastAsia="Times New Roman" w:hAnsi="Times New Roman"/>
-        </w:rPr>
-        <w:t xml:space="preserve">• Authored research reports synthesizing key trends and statistical findings, presenting outcomes directly to stakeholders to guide data-driven program decisions</w:t>
+        <w:t xml:space="preserve">• Investigated leadership barriers facing LGBTQ+ and BIPOC youth through quantitative and qualitative analysis in SPSS, SQL, and Excel, visualizing findings in Power BI and Infogram for stakeholders</w:t>
+      </w:r>
+    </w:p>
+    <w:p>
+      <w:pPr>
+        <w:spacing w:after="50"/>
+        <w:ind w:left="360"/>
+      </w:pPr>
+      <w:r>
+        <w:rPr>
+          <w:sz w:val="20"/>
+          <w:szCs w:val="20"/>
+          <w:rFonts w:ascii="Times New Roman" w:cs="Times New Roman" w:eastAsia="Times New Roman" w:hAnsi="Times New Roman"/>
+        </w:rPr>
+        <w:t xml:space="preserve">• Wrote research reports synthesizing key trends and statistical findings and presented them directly to stakeholders to guide program decisions</w:t>
       </w:r>
     </w:p>
     <w:p>
@@ -606,21 +606,21 @@
           <w:szCs w:val="20"/>
           <w:rFonts w:ascii="Times New Roman" w:cs="Times New Roman" w:eastAsia="Times New Roman" w:hAnsi="Times New Roman"/>
         </w:rPr>
-        <w:t xml:space="preserve">• Led a departmental initiative to digitize lesson-plan creation and approval through the school website, replacing a fully manual, paper-based process</w:t>
-      </w:r>
-    </w:p>
-    <w:p>
-      <w:pPr>
-        <w:spacing w:after="50"/>
-        <w:ind w:left="360"/>
-      </w:pPr>
-      <w:r>
-        <w:rPr>
-          <w:sz w:val="20"/>
-          <w:szCs w:val="20"/>
-          <w:rFonts w:ascii="Times New Roman" w:cs="Times New Roman" w:eastAsia="Times New Roman" w:hAnsi="Times New Roman"/>
-        </w:rPr>
-        <w:t xml:space="preserve">• Streamlined lesson-plan review and approval turnaround for the department, increasing teacher collaboration and operational efficiency by 50%</w:t>
+        <w:t xml:space="preserve">• Led the department's move from paper-based to digital lesson-plan creation and approval through the school website</w:t>
+      </w:r>
+    </w:p>
+    <w:p>
+      <w:pPr>
+        <w:spacing w:after="50"/>
+        <w:ind w:left="360"/>
+      </w:pPr>
+      <w:r>
+        <w:rPr>
+          <w:sz w:val="20"/>
+          <w:szCs w:val="20"/>
+          <w:rFonts w:ascii="Times New Roman" w:cs="Times New Roman" w:eastAsia="Times New Roman" w:hAnsi="Times New Roman"/>
+        </w:rPr>
+        <w:t xml:space="preserve">• Shortened lesson-plan review and approval turnaround, increasing teacher collaboration and departmental efficiency by 50%</w:t>
       </w:r>
     </w:p>
     <w:p>
@@ -678,49 +678,49 @@
           <w:szCs w:val="20"/>
           <w:rFonts w:ascii="Times New Roman" w:cs="Times New Roman" w:eastAsia="Times New Roman" w:hAnsi="Times New Roman"/>
         </w:rPr>
-        <w:t xml:space="preserve">• Monitored and analyzed daily transactions across a retail and corporate client portfolio, detecting and preventing money laundering, terrorist financing, and fraud</w:t>
-      </w:r>
-    </w:p>
-    <w:p>
-      <w:pPr>
-        <w:spacing w:after="50"/>
-        <w:ind w:left="360"/>
-      </w:pPr>
-      <w:r>
-        <w:rPr>
-          <w:sz w:val="20"/>
-          <w:szCs w:val="20"/>
-          <w:rFonts w:ascii="Times New Roman" w:cs="Times New Roman" w:eastAsia="Times New Roman" w:hAnsi="Times New Roman"/>
-        </w:rPr>
-        <w:t xml:space="preserve">• Investigated 30+ system-generated alerts weekly using SQL queries and advanced Excel (VLOOKUP, Pivot Tables) to identify and escalate suspicious activity</w:t>
-      </w:r>
-    </w:p>
-    <w:p>
-      <w:pPr>
-        <w:spacing w:after="50"/>
-        <w:ind w:left="360"/>
-      </w:pPr>
-      <w:r>
-        <w:rPr>
-          <w:sz w:val="20"/>
-          <w:szCs w:val="20"/>
-          <w:rFonts w:ascii="Times New Roman" w:cs="Times New Roman" w:eastAsia="Times New Roman" w:hAnsi="Times New Roman"/>
-        </w:rPr>
-        <w:t xml:space="preserve">• Conducted Customer Due Diligence (CDD) and Enhanced Due Diligence (EDD) for high-risk clients, ensuring full regulatory compliance</w:t>
-      </w:r>
-    </w:p>
-    <w:p>
-      <w:pPr>
-        <w:spacing w:after="50"/>
-        <w:ind w:left="360"/>
-      </w:pPr>
-      <w:r>
-        <w:rPr>
-          <w:sz w:val="20"/>
-          <w:szCs w:val="20"/>
-          <w:rFonts w:ascii="Times New Roman" w:cs="Times New Roman" w:eastAsia="Times New Roman" w:hAnsi="Times New Roman"/>
-        </w:rPr>
-        <w:t xml:space="preserve">• Drafted Suspicious Transaction Reports (STRs) for the Nigerian Financial Intelligence Unit, contributing to a 10% increase in branch reporting accuracy</w:t>
+        <w:t xml:space="preserve">• Monitored daily transactions across a retail and corporate client portfolio to detect and prevent money laundering, terrorist financing, and fraud</w:t>
+      </w:r>
+    </w:p>
+    <w:p>
+      <w:pPr>
+        <w:spacing w:after="50"/>
+        <w:ind w:left="360"/>
+      </w:pPr>
+      <w:r>
+        <w:rPr>
+          <w:sz w:val="20"/>
+          <w:szCs w:val="20"/>
+          <w:rFonts w:ascii="Times New Roman" w:cs="Times New Roman" w:eastAsia="Times New Roman" w:hAnsi="Times New Roman"/>
+        </w:rPr>
+        <w:t xml:space="preserve">• Investigated 30+ system-generated alerts weekly with SQL queries and advanced Excel (VLOOKUP, pivot tables), escalating suspicious activity</w:t>
+      </w:r>
+    </w:p>
+    <w:p>
+      <w:pPr>
+        <w:spacing w:after="50"/>
+        <w:ind w:left="360"/>
+      </w:pPr>
+      <w:r>
+        <w:rPr>
+          <w:sz w:val="20"/>
+          <w:szCs w:val="20"/>
+          <w:rFonts w:ascii="Times New Roman" w:cs="Times New Roman" w:eastAsia="Times New Roman" w:hAnsi="Times New Roman"/>
+        </w:rPr>
+        <w:t xml:space="preserve">• Performed Customer Due Diligence (CDD) and Enhanced Due Diligence (EDD) on high-risk clients to meet regulatory requirements</w:t>
+      </w:r>
+    </w:p>
+    <w:p>
+      <w:pPr>
+        <w:spacing w:after="50"/>
+        <w:ind w:left="360"/>
+      </w:pPr>
+      <w:r>
+        <w:rPr>
+          <w:sz w:val="20"/>
+          <w:szCs w:val="20"/>
+          <w:rFonts w:ascii="Times New Roman" w:cs="Times New Roman" w:eastAsia="Times New Roman" w:hAnsi="Times New Roman"/>
+        </w:rPr>
+        <w:t xml:space="preserve">• Drafted Suspicious Transaction Reports (STRs) for the Nigerian Financial Intelligence Unit, contributing to a 10% gain in branch reporting accuracy</w:t>
       </w:r>
     </w:p>
     <w:p>
@@ -778,21 +778,21 @@
           <w:szCs w:val="20"/>
           <w:rFonts w:ascii="Times New Roman" w:cs="Times New Roman" w:eastAsia="Times New Roman" w:hAnsi="Times New Roman"/>
         </w:rPr>
-        <w:t xml:space="preserve">• Pioneered the school's transition from manual to digital result computation, improving grading accuracy and cutting processing time by 75%</w:t>
-      </w:r>
-    </w:p>
-    <w:p>
-      <w:pPr>
-        <w:spacing w:after="50"/>
-        <w:ind w:left="360"/>
-      </w:pPr>
-      <w:r>
-        <w:rPr>
-          <w:sz w:val="20"/>
-          <w:szCs w:val="20"/>
-          <w:rFonts w:ascii="Times New Roman" w:cs="Times New Roman" w:eastAsia="Times New Roman" w:hAnsi="Times New Roman"/>
-        </w:rPr>
-        <w:t xml:space="preserve">• Applied data-driven teaching strategies informed by student performance trends, lifting average student grades by 20%</w:t>
+        <w:t xml:space="preserve">• Moved the school from manual to digital result computation, improving grading accuracy and cutting processing time by 75%</w:t>
+      </w:r>
+    </w:p>
+    <w:p>
+      <w:pPr>
+        <w:spacing w:after="50"/>
+        <w:ind w:left="360"/>
+      </w:pPr>
+      <w:r>
+        <w:rPr>
+          <w:sz w:val="20"/>
+          <w:szCs w:val="20"/>
+          <w:rFonts w:ascii="Times New Roman" w:cs="Times New Roman" w:eastAsia="Times New Roman" w:hAnsi="Times New Roman"/>
+        </w:rPr>
+        <w:t xml:space="preserve">• Used student performance trends to target teaching strategies, raising average student grades by 20%</w:t>
       </w:r>
     </w:p>
     <w:p>
@@ -850,35 +850,35 @@
           <w:szCs w:val="20"/>
           <w:rFonts w:ascii="Times New Roman" w:cs="Times New Roman" w:eastAsia="Times New Roman" w:hAnsi="Times New Roman"/>
         </w:rPr>
-        <w:t xml:space="preserve">• Led the installation and configuration of 40 workstations, ensuring optimal performance with zero reported issues post-installation</w:t>
-      </w:r>
-    </w:p>
-    <w:p>
-      <w:pPr>
-        <w:spacing w:after="50"/>
-        <w:ind w:left="360"/>
-      </w:pPr>
-      <w:r>
-        <w:rPr>
-          <w:sz w:val="20"/>
-          <w:szCs w:val="20"/>
-          <w:rFonts w:ascii="Times New Roman" w:cs="Times New Roman" w:eastAsia="Times New Roman" w:hAnsi="Times New Roman"/>
-        </w:rPr>
-        <w:t xml:space="preserve">• Resolved technical issues for 65+ end-users promptly and accurately while strengthening antivirus and cybersecurity protocols across all systems</w:t>
-      </w:r>
-    </w:p>
-    <w:p>
-      <w:pPr>
-        <w:spacing w:after="50"/>
-        <w:ind w:left="360"/>
-      </w:pPr>
-      <w:r>
-        <w:rPr>
-          <w:sz w:val="20"/>
-          <w:szCs w:val="20"/>
-          <w:rFonts w:ascii="Times New Roman" w:cs="Times New Roman" w:eastAsia="Times New Roman" w:hAnsi="Times New Roman"/>
-        </w:rPr>
-        <w:t xml:space="preserve">• Implemented a remote support system, streamlining registration and payment assistance for students</w:t>
+        <w:t xml:space="preserve">• Led the installation and configuration of 40 workstations, with zero issues reported after installation</w:t>
+      </w:r>
+    </w:p>
+    <w:p>
+      <w:pPr>
+        <w:spacing w:after="50"/>
+        <w:ind w:left="360"/>
+      </w:pPr>
+      <w:r>
+        <w:rPr>
+          <w:sz w:val="20"/>
+          <w:szCs w:val="20"/>
+          <w:rFonts w:ascii="Times New Roman" w:cs="Times New Roman" w:eastAsia="Times New Roman" w:hAnsi="Times New Roman"/>
+        </w:rPr>
+        <w:t xml:space="preserve">• Resolved technical issues for 65+ end users and strengthened antivirus and cybersecurity protections across all systems</w:t>
+      </w:r>
+    </w:p>
+    <w:p>
+      <w:pPr>
+        <w:spacing w:after="50"/>
+        <w:ind w:left="360"/>
+      </w:pPr>
+      <w:r>
+        <w:rPr>
+          <w:sz w:val="20"/>
+          <w:szCs w:val="20"/>
+          <w:rFonts w:ascii="Times New Roman" w:cs="Times New Roman" w:eastAsia="Times New Roman" w:hAnsi="Times New Roman"/>
+        </w:rPr>
+        <w:t xml:space="preserve">• Set up a remote support system that streamlined course registration and payment help for students</w:t>
       </w:r>
     </w:p>
     <w:p>
@@ -936,21 +936,21 @@
           <w:szCs w:val="20"/>
           <w:rFonts w:ascii="Times New Roman" w:cs="Times New Roman" w:eastAsia="Times New Roman" w:hAnsi="Times New Roman"/>
         </w:rPr>
-        <w:t xml:space="preserve">• Designed and delivered a project-based computer science curriculum aligned with industry trends, driving a 30% increase in STEM extracurricular enrollment</w:t>
-      </w:r>
-    </w:p>
-    <w:p>
-      <w:pPr>
-        <w:spacing w:after="50"/>
-        <w:ind w:left="360"/>
-      </w:pPr>
-      <w:r>
-        <w:rPr>
-          <w:sz w:val="20"/>
-          <w:szCs w:val="20"/>
-          <w:rFonts w:ascii="Times New Roman" w:cs="Times New Roman" w:eastAsia="Times New Roman" w:hAnsi="Times New Roman"/>
-        </w:rPr>
-        <w:t xml:space="preserve">• Coached the school's coding team through a competitive programming curriculum, leading them to a first-place win at a regional competition</w:t>
+        <w:t xml:space="preserve">• Designed and taught a project-based computer science curriculum aligned with industry trends, increasing STEM extracurricular enrollment by 30%</w:t>
+      </w:r>
+    </w:p>
+    <w:p>
+      <w:pPr>
+        <w:spacing w:after="50"/>
+        <w:ind w:left="360"/>
+      </w:pPr>
+      <w:r>
+        <w:rPr>
+          <w:sz w:val="20"/>
+          <w:szCs w:val="20"/>
+          <w:rFonts w:ascii="Times New Roman" w:cs="Times New Roman" w:eastAsia="Times New Roman" w:hAnsi="Times New Roman"/>
+        </w:rPr>
+        <w:t xml:space="preserve">• Coached the school's coding team through a competitive programming curriculum to first place at a regional competition</w:t>
       </w:r>
     </w:p>
     <w:p>
@@ -1023,7 +1023,7 @@
           <w:szCs w:val="20"/>
           <w:rFonts w:ascii="Times New Roman" w:cs="Times New Roman" w:eastAsia="Times New Roman" w:hAnsi="Times New Roman"/>
         </w:rPr>
-        <w:t xml:space="preserve">GPA: 86.5%</w:t>
+        <w:t xml:space="preserve">GPA: 86.5% | graduated with Honours</w:t>
       </w:r>
     </w:p>
     <w:p>
@@ -1131,7 +1131,7 @@
           <w:szCs w:val="20"/>
           <w:rFonts w:ascii="Times New Roman" w:cs="Times New Roman" w:eastAsia="Times New Roman" w:hAnsi="Times New Roman"/>
         </w:rPr>
-        <w:t xml:space="preserve">GPA: 3.75 in a 5-point grading system</w:t>
+        <w:t xml:space="preserve">GPA: 3.75 in a 5-point grading system | graduated with Second Class Upper Division honours</w:t>
       </w:r>
     </w:p>
     <w:p>
@@ -1247,7 +1247,7 @@
           <w:szCs w:val="20"/>
           <w:rFonts w:ascii="Times New Roman" w:cs="Times New Roman" w:eastAsia="Times New Roman" w:hAnsi="Times New Roman"/>
         </w:rPr>
-        <w:t xml:space="preserve">• Built and launched a full-stack personal finance platform (web, Android, iOS) from a single Capacitor/React codebase, integrating live Plaid bank-linking, Gemini AI-narrated insights, and automated statement import across 24+ Canadian banks</w:t>
+        <w:t xml:space="preserve">• Built and launched a full-stack personal finance platform (web, Android, iOS) live in Canada and Nigeria, with Plaid and Mono bank-linking, Gemini AI insights, home-screen widgets, and SOC 2-style security (mandatory MFA, device session control, tamper-evident audit logs)</w:t>
       </w:r>
     </w:p>
     <w:p>
@@ -1262,7 +1262,7 @@
           <w:szCs w:val="18"/>
           <w:rFonts w:ascii="Times New Roman" w:cs="Times New Roman" w:eastAsia="Times New Roman" w:hAnsi="Times New Roman"/>
         </w:rPr>
-        <w:t xml:space="preserve">  Live: https://tekvwamoney.com/ | GitHub: https://github.com/EfeObus/Tekvwa-Money</w:t>
+        <w:t xml:space="preserve">  Live: https://tekvwamoney.com/</w:t>
       </w:r>
     </w:p>
     <w:p>
@@ -1278,7 +1278,7 @@
           <w:szCs w:val="18"/>
           <w:rFonts w:ascii="Times New Roman" w:cs="Times New Roman" w:eastAsia="Times New Roman" w:hAnsi="Times New Roman"/>
         </w:rPr>
-        <w:t xml:space="preserve">  Technologies: React, Express.js, PostgreSQL, Zustand, Tailwind CSS, Capacitor (Android/iOS), Plaid API, Gemini (Vertex AI), Firebase Cloud Messaging</w:t>
+        <w:t xml:space="preserve">  Technologies: React, Express.js, PostgreSQL, Zustand, Tailwind CSS, Capacitor (Android/iOS), Plaid API, Mono API, Gemini (Vertex AI), Google Cloud, Firebase Cloud Messaging, Semgrep</w:t>
       </w:r>
     </w:p>
     <w:p>
@@ -1326,21 +1326,6 @@
     </w:p>
     <w:p>
       <w:pPr>
-        <w:spacing w:after="50"/>
-        <w:ind w:left="360"/>
-      </w:pPr>
-      <w:r>
-        <w:rPr>
-          <w:color w:val="0066CC"/>
-          <w:sz w:val="18"/>
-          <w:szCs w:val="18"/>
-          <w:rFonts w:ascii="Times New Roman" w:cs="Times New Roman" w:eastAsia="Times New Roman" w:hAnsi="Times New Roman"/>
-        </w:rPr>
-        <w:t xml:space="preserve">  Live: https://tekvwa-life-production.up.railway.app/ | GitHub: https://github.com/EfeObus/TekVwa-Life</w:t>
-      </w:r>
-    </w:p>
-    <w:p>
-      <w:pPr>
         <w:spacing w:after="100"/>
         <w:ind w:left="360"/>
       </w:pPr>
@@ -1370,7 +1355,7 @@
           <w:szCs w:val="22"/>
           <w:rFonts w:ascii="Times New Roman" w:cs="Times New Roman" w:eastAsia="Times New Roman" w:hAnsi="Times New Roman"/>
         </w:rPr>
-        <w:t xml:space="preserve">TekVwarho ProAudit</w:t>
+        <w:t xml:space="preserve">Tekvwa Pro Audit</w:t>
       </w:r>
       <w:tab/>
       <w:r>
@@ -1395,7 +1380,7 @@
           <w:szCs w:val="20"/>
           <w:rFonts w:ascii="Times New Roman" w:cs="Times New Roman" w:eastAsia="Times New Roman" w:hAnsi="Times New Roman"/>
         </w:rPr>
-        <w:t xml:space="preserve">• Built an enterprise Nigerian tax-compliance and forensic-audit platform spanning 500+ API routes and 400+ automated tests, featuring Benford's Law fraud detection and a hash-chain immutable ledger</w:t>
+        <w:t xml:space="preserve">• Built a Nigerian tax compliance, payroll and forensic audit platform (Benford's Law, Z-score, 3-way matching), migrated it to Google Cloud, and closed cross-tenant access risk across 164 endpoints with a central access check and cross-tenant test suite</w:t>
       </w:r>
     </w:p>
     <w:p>
@@ -1410,7 +1395,7 @@
           <w:szCs w:val="18"/>
           <w:rFonts w:ascii="Times New Roman" w:cs="Times New Roman" w:eastAsia="Times New Roman" w:hAnsi="Times New Roman"/>
         </w:rPr>
-        <w:t xml:space="preserve">  Live: https://ingenious-emotion-production-c3c3.up.railway.app/ | GitHub: https://github.com/EfeObus/TekVwarho-ProAudit</w:t>
+        <w:t xml:space="preserve">  GitHub: https://github.com/EfeObus/Tekvwa-Pro-Audit</w:t>
       </w:r>
     </w:p>
     <w:p>
@@ -1426,7 +1411,7 @@
           <w:szCs w:val="18"/>
           <w:rFonts w:ascii="Times New Roman" w:cs="Times New Roman" w:eastAsia="Times New Roman" w:hAnsi="Times New Roman"/>
         </w:rPr>
-        <w:t xml:space="preserve">  Technologies: Python, FastAPI, PostgreSQL, SQLAlchemy, Alembic, HTMX, TailwindCSS, Celery, Redis, Cryptography</w:t>
+        <w:t xml:space="preserve">  Technologies: Python, FastAPI, PostgreSQL, SQLAlchemy, Alembic, HTMX, TailwindCSS, Celery, Redis, Google Cloud Run, Cloud SQL, Paystack</w:t>
       </w:r>
     </w:p>
     <w:p>
@@ -1469,38 +1454,23 @@
           <w:szCs w:val="20"/>
           <w:rFonts w:ascii="Times New Roman" w:cs="Times New Roman" w:eastAsia="Times New Roman" w:hAnsi="Times New Roman"/>
         </w:rPr>
-        <w:t xml:space="preserve">• Migrated a 17-module statistical analysis platform from Railway to Google Cloud Run and OpenAI to Vertex AI (Gemini via Application Default Credentials), shipping an auto-analysis recommendation engine, interactive drag/resize dashboards, and app-wide security hardening</w:t>
-      </w:r>
-    </w:p>
-    <w:p>
-      <w:pPr>
-        <w:spacing w:after="50"/>
-        <w:ind w:left="360"/>
-      </w:pPr>
-      <w:r>
-        <w:rPr>
-          <w:color w:val="0066CC"/>
+        <w:t xml:space="preserve">• Built a guided statistical analysis platform (web and Windows/macOS desktop, v5.109) with an FDR-corrected analysis-intelligence engine, executive PDF/Word/PowerPoint reports, warehouse connectors (Snowflake, BigQuery, Redshift), Python and R SDKs, and team workspaces with SSO and MFA</w:t>
+      </w:r>
+    </w:p>
+    <w:p>
+      <w:pPr>
+        <w:spacing w:after="100"/>
+        <w:ind w:left="360"/>
+      </w:pPr>
+      <w:r>
+        <w:rPr>
+          <w:i/>
+          <w:iCs/>
           <w:sz w:val="18"/>
           <w:szCs w:val="18"/>
           <w:rFonts w:ascii="Times New Roman" w:cs="Times New Roman" w:eastAsia="Times New Roman" w:hAnsi="Times New Roman"/>
         </w:rPr>
-        <w:t xml:space="preserve">  Live: https://tekvwarho-analysis-551794668026.northamerica-northeast1.run.app/ | GitHub: https://github.com/EfeObus/TekVwarho-Analysis</w:t>
-      </w:r>
-    </w:p>
-    <w:p>
-      <w:pPr>
-        <w:spacing w:after="100"/>
-        <w:ind w:left="360"/>
-      </w:pPr>
-      <w:r>
-        <w:rPr>
-          <w:i/>
-          <w:iCs/>
-          <w:sz w:val="18"/>
-          <w:szCs w:val="18"/>
-          <w:rFonts w:ascii="Times New Roman" w:cs="Times New Roman" w:eastAsia="Times New Roman" w:hAnsi="Times New Roman"/>
-        </w:rPr>
-        <w:t xml:space="preserve">  Technologies: Flask, PostgreSQL, Google Cloud Run, Vertex AI (Gemini), Cloud SQL, Plotly.js, Bootstrap, Python</w:t>
+        <w:t xml:space="preserve">  Technologies: Python, Flask, PostgreSQL, Google Cloud Run, Cloud SQL, Vertex AI (Gemini), Redis, Plotly.js, Electron, Snowflake / BigQuery / Redshift connectors</w:t>
       </w:r>
     </w:p>
     <w:p>
